--- a/Curso_C#/Mapas Endpoints/Plan Modulo de Gestion del Gimnasio.docx
+++ b/Curso_C#/Mapas Endpoints/Plan Modulo de Gestion del Gimnasio.docx
@@ -1,6 +1,6 @@
 
 <file path=word/document.xml><?xml version="1.0" encoding="utf-8"?>
-<w:document xmlns:wpc="http://schemas.microsoft.com/office/word/2010/wordprocessingCanvas" xmlns:mc="http://schemas.openxmlformats.org/markup-compatibility/2006" xmlns:o="urn:schemas-microsoft-com:office:office" xmlns:r="http://schemas.openxmlformats.org/officeDocument/2006/relationships" xmlns:m="http://schemas.openxmlformats.org/officeDocument/2006/math" xmlns:v="urn:schemas-microsoft-com:vml" xmlns:wp14="http://schemas.microsoft.com/office/word/2010/wordprocessingDrawing" xmlns:wp="http://schemas.openxmlformats.org/drawingml/2006/wordprocessingDrawing" xmlns:w10="urn:schemas-microsoft-com:office:word" xmlns:w="http://schemas.openxmlformats.org/wordprocessingml/2006/main" xmlns:w14="http://schemas.microsoft.com/office/word/2010/wordml" xmlns:w15="http://schemas.microsoft.com/office/word/2012/wordml" xmlns:wpg="http://schemas.microsoft.com/office/word/2010/wordprocessingGroup" xmlns:wpi="http://schemas.microsoft.com/office/word/2010/wordprocessingInk" xmlns:wne="http://schemas.microsoft.com/office/word/2006/wordml" xmlns:wps="http://schemas.microsoft.com/office/word/2010/wordprocessingShape" mc:Ignorable="w14 w15 wp14">
+<w:document xmlns:wpc="http://schemas.microsoft.com/office/word/2010/wordprocessingCanvas" xmlns:cx="http://schemas.microsoft.com/office/drawing/2014/chartex" xmlns:cx1="http://schemas.microsoft.com/office/drawing/2015/9/8/chartex" xmlns:cx2="http://schemas.microsoft.com/office/drawing/2015/10/21/chartex" xmlns:cx3="http://schemas.microsoft.com/office/drawing/2016/5/9/chartex" xmlns:cx4="http://schemas.microsoft.com/office/drawing/2016/5/10/chartex" xmlns:cx5="http://schemas.microsoft.com/office/drawing/2016/5/11/chartex" xmlns:cx6="http://schemas.microsoft.com/office/drawing/2016/5/12/chartex" xmlns:cx7="http://schemas.microsoft.com/office/drawing/2016/5/13/chartex" xmlns:cx8="http://schemas.microsoft.com/office/drawing/2016/5/14/chartex" xmlns:mc="http://schemas.openxmlformats.org/markup-compatibility/2006" xmlns:aink="http://schemas.microsoft.com/office/drawing/2016/ink" xmlns:am3d="http://schemas.microsoft.com/office/drawing/2017/model3d" xmlns:o="urn:schemas-microsoft-com:office:office" xmlns:oel="http://schemas.microsoft.com/office/2019/extlst" xmlns:r="http://schemas.openxmlformats.org/officeDocument/2006/relationships" xmlns:m="http://schemas.openxmlformats.org/officeDocument/2006/math" xmlns:v="urn:schemas-microsoft-com:vml" xmlns:wp14="http://schemas.microsoft.com/office/word/2010/wordprocessingDrawing" xmlns:wp="http://schemas.openxmlformats.org/drawingml/2006/wordprocessingDrawing" xmlns:w10="urn:schemas-microsoft-com:office:word" xmlns:w="http://schemas.openxmlformats.org/wordprocessingml/2006/main" xmlns:w14="http://schemas.microsoft.com/office/word/2010/wordml" xmlns:w15="http://schemas.microsoft.com/office/word/2012/wordml" xmlns:w16cex="http://schemas.microsoft.com/office/word/2018/wordml/cex" xmlns:w16cid="http://schemas.microsoft.com/office/word/2016/wordml/cid" xmlns:w16="http://schemas.microsoft.com/office/word/2018/wordml" xmlns:w16du="http://schemas.microsoft.com/office/word/2023/wordml/word16du" xmlns:w16sdtdh="http://schemas.microsoft.com/office/word/2020/wordml/sdtdatahash" xmlns:w16sdtfl="http://schemas.microsoft.com/office/word/2024/wordml/sdtformatlock" xmlns:w16se="http://schemas.microsoft.com/office/word/2015/wordml/symex" xmlns:wpg="http://schemas.microsoft.com/office/word/2010/wordprocessingGroup" xmlns:wpi="http://schemas.microsoft.com/office/word/2010/wordprocessingInk" xmlns:wne="http://schemas.microsoft.com/office/word/2006/wordml" xmlns:wps="http://schemas.microsoft.com/office/word/2010/wordprocessingShape" mc:Ignorable="w14 w15 w16se w16cid w16 w16cex w16sdtdh w16sdtfl w16du wp14">
   <w:body>
     <w:p>
       <w:pPr>
@@ -20,7 +20,162 @@
         <mc:AlternateContent>
           <mc:Choice Requires="wps">
             <w:drawing>
-              <wp:anchor distT="0" distB="0" distL="114300" distR="114300" simplePos="0" relativeHeight="251661312" behindDoc="0" locked="0" layoutInCell="1" allowOverlap="1" wp14:anchorId="4BBC27C2" wp14:editId="0C4E209C">
+              <wp:anchor distT="0" distB="0" distL="114300" distR="114300" simplePos="0" relativeHeight="251665408" behindDoc="0" locked="0" layoutInCell="1" allowOverlap="1" wp14:anchorId="405E5643" wp14:editId="4AC3FB26">
+                <wp:simplePos x="0" y="0"/>
+                <wp:positionH relativeFrom="column">
+                  <wp:posOffset>5927366</wp:posOffset>
+                </wp:positionH>
+                <wp:positionV relativeFrom="paragraph">
+                  <wp:posOffset>996658</wp:posOffset>
+                </wp:positionV>
+                <wp:extent cx="356716" cy="291402"/>
+                <wp:effectExtent l="0" t="0" r="24765" b="13970"/>
+                <wp:wrapNone/>
+                <wp:docPr id="1329803667" name="Cuadro de texto 1329803667"/>
+                <wp:cNvGraphicFramePr/>
+                <a:graphic xmlns:a="http://schemas.openxmlformats.org/drawingml/2006/main">
+                  <a:graphicData uri="http://schemas.microsoft.com/office/word/2010/wordprocessingShape">
+                    <wps:wsp>
+                      <wps:cNvSpPr txBox="1"/>
+                      <wps:spPr>
+                        <a:xfrm>
+                          <a:off x="0" y="0"/>
+                          <a:ext cx="356716" cy="291402"/>
+                        </a:xfrm>
+                        <a:prstGeom prst="rect">
+                          <a:avLst/>
+                        </a:prstGeom>
+                        <a:solidFill>
+                          <a:schemeClr val="lt1"/>
+                        </a:solidFill>
+                        <a:ln w="6350">
+                          <a:solidFill>
+                            <a:prstClr val="black"/>
+                          </a:solidFill>
+                        </a:ln>
+                        <a:effectLst/>
+                      </wps:spPr>
+                      <wps:style>
+                        <a:lnRef idx="0">
+                          <a:schemeClr val="accent1"/>
+                        </a:lnRef>
+                        <a:fillRef idx="0">
+                          <a:schemeClr val="accent1"/>
+                        </a:fillRef>
+                        <a:effectRef idx="0">
+                          <a:schemeClr val="accent1"/>
+                        </a:effectRef>
+                        <a:fontRef idx="minor">
+                          <a:schemeClr val="dk1"/>
+                        </a:fontRef>
+                      </wps:style>
+                      <wps:txbx>
+                        <w:txbxContent>
+                          <w:p>
+                            <w:pPr>
+                              <w:rPr>
+                                <w:b/>
+                                <w:color w:val="FF0000"/>
+                              </w:rPr>
+                            </w:pPr>
+                            <w:r>
+                              <w:rPr>
+                                <w:b/>
+                                <w:color w:val="FF0000"/>
+                              </w:rPr>
+                              <w:t>(</w:t>
+                            </w:r>
+                            <w:r>
+                              <w:rPr>
+                                <w:b/>
+                                <w:color w:val="FF0000"/>
+                              </w:rPr>
+                              <w:t>4</w:t>
+                            </w:r>
+                            <w:r>
+                              <w:rPr>
+                                <w:b/>
+                                <w:color w:val="FF0000"/>
+                              </w:rPr>
+                              <w:t>)</w:t>
+                            </w:r>
+                          </w:p>
+                        </w:txbxContent>
+                      </wps:txbx>
+                      <wps:bodyPr rot="0" spcFirstLastPara="0" vertOverflow="overflow" horzOverflow="overflow" vert="horz" wrap="square" lIns="91440" tIns="45720" rIns="91440" bIns="45720" numCol="1" spcCol="0" rtlCol="0" fromWordArt="0" anchor="t" anchorCtr="0" forceAA="0" compatLnSpc="1">
+                        <a:prstTxWarp prst="textNoShape">
+                          <a:avLst/>
+                        </a:prstTxWarp>
+                        <a:noAutofit/>
+                      </wps:bodyPr>
+                    </wps:wsp>
+                  </a:graphicData>
+                </a:graphic>
+                <wp14:sizeRelH relativeFrom="margin">
+                  <wp14:pctWidth>0</wp14:pctWidth>
+                </wp14:sizeRelH>
+                <wp14:sizeRelV relativeFrom="margin">
+                  <wp14:pctHeight>0</wp14:pctHeight>
+                </wp14:sizeRelV>
+              </wp:anchor>
+            </w:drawing>
+          </mc:Choice>
+          <mc:Fallback>
+            <w:pict>
+              <v:shapetype w14:anchorId="405E5643" id="_x0000_t202" coordsize="21600,21600" o:spt="202" path="m,l,21600r21600,l21600,xe">
+                <v:stroke joinstyle="miter"/>
+                <v:path gradientshapeok="t" o:connecttype="rect"/>
+              </v:shapetype>
+              <v:shape id="Cuadro de texto 1329803667" o:spid="_x0000_s1026" type="#_x0000_t202" style="position:absolute;left:0;text-align:left;margin-left:466.7pt;margin-top:78.5pt;width:28.1pt;height:22.95pt;z-index:251665408;visibility:visible;mso-wrap-style:square;mso-width-percent:0;mso-height-percent:0;mso-wrap-distance-left:9pt;mso-wrap-distance-top:0;mso-wrap-distance-right:9pt;mso-wrap-distance-bottom:0;mso-position-horizontal:absolute;mso-position-horizontal-relative:text;mso-position-vertical:absolute;mso-position-vertical-relative:text;mso-width-percent:0;mso-height-percent:0;mso-width-relative:margin;mso-height-relative:margin;v-text-anchor:top" o:gfxdata="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" fillcolor="white [3201]" strokeweight=".5pt">
+                <v:textbox>
+                  <w:txbxContent>
+                    <w:p>
+                      <w:pPr>
+                        <w:rPr>
+                          <w:b/>
+                          <w:color w:val="FF0000"/>
+                        </w:rPr>
+                      </w:pPr>
+                      <w:r>
+                        <w:rPr>
+                          <w:b/>
+                          <w:color w:val="FF0000"/>
+                        </w:rPr>
+                        <w:t>(</w:t>
+                      </w:r>
+                      <w:r>
+                        <w:rPr>
+                          <w:b/>
+                          <w:color w:val="FF0000"/>
+                        </w:rPr>
+                        <w:t>4</w:t>
+                      </w:r>
+                      <w:r>
+                        <w:rPr>
+                          <w:b/>
+                          <w:color w:val="FF0000"/>
+                        </w:rPr>
+                        <w:t>)</w:t>
+                      </w:r>
+                    </w:p>
+                  </w:txbxContent>
+                </v:textbox>
+              </v:shape>
+            </w:pict>
+          </mc:Fallback>
+        </mc:AlternateContent>
+      </w:r>
+      <w:r>
+        <w:rPr>
+          <w:b/>
+          <w:noProof/>
+          <w:sz w:val="24"/>
+          <w:lang w:eastAsia="es-AR"/>
+        </w:rPr>
+        <mc:AlternateContent>
+          <mc:Choice Requires="wps">
+            <w:drawing>
+              <wp:anchor distT="0" distB="0" distL="114300" distR="114300" simplePos="0" relativeHeight="251661312" behindDoc="0" locked="0" layoutInCell="1" allowOverlap="1" wp14:anchorId="7ACEFD6C" wp14:editId="71DD070D">
                 <wp:simplePos x="0" y="0"/>
                 <wp:positionH relativeFrom="margin">
                   <wp:align>center</wp:align>
@@ -115,11 +270,7 @@
           </mc:Choice>
           <mc:Fallback>
             <w:pict>
-              <v:shapetype w14:anchorId="4BBC27C2" id="_x0000_t202" coordsize="21600,21600" o:spt="202" path="m,l,21600r21600,l21600,xe">
-                <v:stroke joinstyle="miter"/>
-                <v:path gradientshapeok="t" o:connecttype="rect"/>
-              </v:shapetype>
-              <v:shape id="Cuadro de texto 4" o:spid="_x0000_s1026" type="#_x0000_t202" style="position:absolute;left:0;text-align:left;margin-left:0;margin-top:121.85pt;width:28.1pt;height:22.95pt;z-index:251661312;visibility:visible;mso-wrap-style:square;mso-width-percent:0;mso-height-percent:0;mso-wrap-distance-left:9pt;mso-wrap-distance-top:0;mso-wrap-distance-right:9pt;mso-wrap-distance-bottom:0;mso-position-horizontal:center;mso-position-horizontal-relative:margin;mso-position-vertical:absolute;mso-position-vertical-relative:text;mso-width-percent:0;mso-height-percent:0;mso-width-relative:margin;mso-height-relative:margin;v-text-anchor:top" o:gfxdata="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" fillcolor="white [3201]" strokeweight=".5pt">
+              <v:shape w14:anchorId="7ACEFD6C" id="Cuadro de texto 4" o:spid="_x0000_s1027" type="#_x0000_t202" style="position:absolute;left:0;text-align:left;margin-left:0;margin-top:121.85pt;width:28.1pt;height:22.95pt;z-index:251661312;visibility:visible;mso-wrap-style:square;mso-width-percent:0;mso-height-percent:0;mso-wrap-distance-left:9pt;mso-wrap-distance-top:0;mso-wrap-distance-right:9pt;mso-wrap-distance-bottom:0;mso-position-horizontal:center;mso-position-horizontal-relative:margin;mso-position-vertical:absolute;mso-position-vertical-relative:text;mso-width-percent:0;mso-height-percent:0;mso-width-relative:margin;mso-height-relative:margin;v-text-anchor:top" o:gfxdata="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" fillcolor="white [3201]" strokeweight=".5pt">
                 <v:textbox>
                   <w:txbxContent>
                     <w:p>
@@ -155,10 +306,11 @@
       <w:r>
         <w:rPr>
           <w:b/>
+          <w:noProof/>
           <w:sz w:val="24"/>
         </w:rPr>
         <w:drawing>
-          <wp:anchor distT="0" distB="0" distL="114300" distR="114300" simplePos="0" relativeHeight="251658240" behindDoc="0" locked="0" layoutInCell="1" allowOverlap="1">
+          <wp:anchor distT="0" distB="0" distL="114300" distR="114300" simplePos="0" relativeHeight="251658240" behindDoc="0" locked="0" layoutInCell="1" allowOverlap="1" wp14:anchorId="47647070" wp14:editId="33FBEAC8">
             <wp:simplePos x="0" y="0"/>
             <wp:positionH relativeFrom="margin">
               <wp:align>center</wp:align>
@@ -223,7 +375,7 @@
         <mc:AlternateContent>
           <mc:Choice Requires="wps">
             <w:drawing>
-              <wp:anchor distT="0" distB="0" distL="114300" distR="114300" simplePos="0" relativeHeight="251663360" behindDoc="0" locked="0" layoutInCell="1" allowOverlap="1" wp14:anchorId="4BBC27C2" wp14:editId="0C4E209C">
+              <wp:anchor distT="0" distB="0" distL="114300" distR="114300" simplePos="0" relativeHeight="251663360" behindDoc="0" locked="0" layoutInCell="1" allowOverlap="1" wp14:anchorId="2006D082" wp14:editId="4079DEC6">
                 <wp:simplePos x="0" y="0"/>
                 <wp:positionH relativeFrom="column">
                   <wp:posOffset>3382861</wp:posOffset>
@@ -286,7 +438,14 @@
                                 <w:b/>
                                 <w:color w:val="FF0000"/>
                               </w:rPr>
-                              <w:t>(2</w:t>
+                              <w:t>(</w:t>
+                            </w:r>
+                            <w:r>
+                              <w:rPr>
+                                <w:b/>
+                                <w:color w:val="FF0000"/>
+                              </w:rPr>
+                              <w:t>3</w:t>
                             </w:r>
                             <w:r>
                               <w:rPr>
@@ -318,7 +477,7 @@
           </mc:Choice>
           <mc:Fallback>
             <w:pict>
-              <v:shape w14:anchorId="4BBC27C2" id="Cuadro de texto 5" o:spid="_x0000_s1027" type="#_x0000_t202" style="position:absolute;left:0;text-align:left;margin-left:266.35pt;margin-top:121.1pt;width:28.1pt;height:22.95pt;z-index:251663360;visibility:visible;mso-wrap-style:square;mso-width-percent:0;mso-height-percent:0;mso-wrap-distance-left:9pt;mso-wrap-distance-top:0;mso-wrap-distance-right:9pt;mso-wrap-distance-bottom:0;mso-position-horizontal:absolute;mso-position-horizontal-relative:text;mso-position-vertical:absolute;mso-position-vertical-relative:text;mso-width-percent:0;mso-height-percent:0;mso-width-relative:margin;mso-height-relative:margin;v-text-anchor:top" o:gfxdata="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" fillcolor="white [3201]" strokeweight=".5pt">
+              <v:shape w14:anchorId="2006D082" id="Cuadro de texto 5" o:spid="_x0000_s1028" type="#_x0000_t202" style="position:absolute;left:0;text-align:left;margin-left:266.35pt;margin-top:121.1pt;width:28.1pt;height:22.95pt;z-index:251663360;visibility:visible;mso-wrap-style:square;mso-width-percent:0;mso-height-percent:0;mso-wrap-distance-left:9pt;mso-wrap-distance-top:0;mso-wrap-distance-right:9pt;mso-wrap-distance-bottom:0;mso-position-horizontal:absolute;mso-position-horizontal-relative:text;mso-position-vertical:absolute;mso-position-vertical-relative:text;mso-width-percent:0;mso-height-percent:0;mso-width-relative:margin;mso-height-relative:margin;v-text-anchor:top" o:gfxdata="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" fillcolor="white [3201]" strokeweight=".5pt">
                 <v:textbox>
                   <w:txbxContent>
                     <w:p>
@@ -333,7 +492,14 @@
                           <w:b/>
                           <w:color w:val="FF0000"/>
                         </w:rPr>
-                        <w:t>(2</w:t>
+                        <w:t>(</w:t>
+                      </w:r>
+                      <w:r>
+                        <w:rPr>
+                          <w:b/>
+                          <w:color w:val="FF0000"/>
+                        </w:rPr>
+                        <w:t>3</w:t>
                       </w:r>
                       <w:r>
                         <w:rPr>
@@ -360,7 +526,7 @@
         <mc:AlternateContent>
           <mc:Choice Requires="wps">
             <w:drawing>
-              <wp:anchor distT="0" distB="0" distL="114300" distR="114300" simplePos="0" relativeHeight="251659264" behindDoc="0" locked="0" layoutInCell="1" allowOverlap="1">
+              <wp:anchor distT="0" distB="0" distL="114300" distR="114300" simplePos="0" relativeHeight="251659264" behindDoc="0" locked="0" layoutInCell="1" allowOverlap="1" wp14:anchorId="1E6419B7" wp14:editId="013B3569">
                 <wp:simplePos x="0" y="0"/>
                 <wp:positionH relativeFrom="column">
                   <wp:posOffset>1657699</wp:posOffset>
@@ -448,7 +614,7 @@
           </mc:Choice>
           <mc:Fallback>
             <w:pict>
-              <v:shape id="Cuadro de texto 3" o:spid="_x0000_s1028" type="#_x0000_t202" style="position:absolute;left:0;text-align:left;margin-left:130.55pt;margin-top:120.2pt;width:28.1pt;height:22.95pt;z-index:251659264;visibility:visible;mso-wrap-style:square;mso-width-percent:0;mso-height-percent:0;mso-wrap-distance-left:9pt;mso-wrap-distance-top:0;mso-wrap-distance-right:9pt;mso-wrap-distance-bottom:0;mso-position-horizontal:absolute;mso-position-horizontal-relative:text;mso-position-vertical:absolute;mso-position-vertical-relative:text;mso-width-percent:0;mso-height-percent:0;mso-width-relative:margin;mso-height-relative:margin;v-text-anchor:top" o:gfxdata="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" fillcolor="white [3201]" strokeweight=".5pt">
+              <v:shape w14:anchorId="1E6419B7" id="Cuadro de texto 3" o:spid="_x0000_s1029" type="#_x0000_t202" style="position:absolute;left:0;text-align:left;margin-left:130.55pt;margin-top:120.2pt;width:28.1pt;height:22.95pt;z-index:251659264;visibility:visible;mso-wrap-style:square;mso-width-percent:0;mso-height-percent:0;mso-wrap-distance-left:9pt;mso-wrap-distance-top:0;mso-wrap-distance-right:9pt;mso-wrap-distance-bottom:0;mso-position-horizontal:absolute;mso-position-horizontal-relative:text;mso-position-vertical:absolute;mso-position-vertical-relative:text;mso-width-percent:0;mso-height-percent:0;mso-width-relative:margin;mso-height-relative:margin;v-text-anchor:top" o:gfxdata="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" fillcolor="white [3201]" strokeweight=".5pt">
                 <v:textbox>
                   <w:txbxContent>
                     <w:p>
@@ -512,59 +678,40 @@
     <w:p>
       <w:pPr>
         <w:rPr>
-          <w:b/>
-        </w:rPr>
-      </w:pPr>
-      <w:proofErr w:type="spellStart"/>
-      <w:r>
-        <w:rPr>
-          <w:b/>
-        </w:rPr>
-        <w:t>Endpoints</w:t>
-      </w:r>
-      <w:proofErr w:type="spellEnd"/>
-      <w:r>
-        <w:rPr>
-          <w:b/>
-        </w:rPr>
-        <w:t xml:space="preserve"> previos necesarios para armar </w:t>
-      </w:r>
-      <w:r>
-        <w:rPr>
-          <w:b/>
-        </w:rPr>
-        <w:t>cada</w:t>
-      </w:r>
-      <w:r>
-        <w:rPr>
-          <w:b/>
-        </w:rPr>
-        <w:t xml:space="preserve"> </w:t>
-      </w:r>
-      <w:proofErr w:type="spellStart"/>
-      <w:r>
-        <w:rPr>
-          <w:b/>
-        </w:rPr>
-        <w:t>front</w:t>
-      </w:r>
-      <w:proofErr w:type="spellEnd"/>
-      <w:r>
-        <w:rPr>
-          <w:b/>
-        </w:rPr>
-        <w:t xml:space="preserve"> de </w:t>
-      </w:r>
-      <w:r>
-        <w:rPr>
-          <w:b/>
-          <w:sz w:val="24"/>
-        </w:rPr>
-        <w:t>Equipamientos Máquinas y Ejercicios</w:t>
-      </w:r>
-      <w:r>
-        <w:rPr>
-          <w:b/>
+          <w:sz w:val="24"/>
+          <w:szCs w:val="24"/>
+        </w:rPr>
+      </w:pPr>
+      <w:r>
+        <w:rPr>
+          <w:b/>
+          <w:color w:val="EE0000"/>
+          <w:sz w:val="24"/>
+          <w:szCs w:val="24"/>
+        </w:rPr>
+        <w:t>(0)</w:t>
+      </w:r>
+      <w:r>
+        <w:rPr>
+          <w:b/>
+          <w:sz w:val="24"/>
+          <w:szCs w:val="24"/>
+        </w:rPr>
+        <w:t xml:space="preserve"> </w:t>
+      </w:r>
+      <w:r>
+        <w:rPr>
+          <w:b/>
+          <w:sz w:val="24"/>
+          <w:szCs w:val="24"/>
+        </w:rPr>
+        <w:t>Endpoints previos necesarios para armar cada front</w:t>
+      </w:r>
+      <w:r>
+        <w:rPr>
+          <w:b/>
+          <w:sz w:val="24"/>
+          <w:szCs w:val="24"/>
         </w:rPr>
         <w:t>:</w:t>
       </w:r>
@@ -578,40 +725,438 @@
         <w:autoSpaceDE w:val="0"/>
         <w:autoSpaceDN w:val="0"/>
         <w:adjustRightInd w:val="0"/>
-        <w:spacing w:before="150" w:after="150" w:line="240" w:lineRule="auto"/>
-      </w:pPr>
-      <w:r>
-        <w:t>GET api/Permiso</w:t>
-      </w:r>
-      <w:r>
-        <w:t xml:space="preserve"> </w:t>
+        <w:spacing w:before="150" w:after="150"/>
+        <w:rPr>
+          <w:lang w:val="en-US"/>
+        </w:rPr>
+      </w:pPr>
+      <w:r>
+        <w:rPr>
+          <w:lang w:val="en-US"/>
+        </w:rPr>
+        <w:t xml:space="preserve">GET /api/Formulario </w:t>
       </w:r>
       <w:r>
         <w:sym w:font="Wingdings" w:char="F0E0"/>
       </w:r>
       <w:r>
-        <w:t xml:space="preserve"> </w:t>
-      </w:r>
-      <w:r>
-        <w:t xml:space="preserve">Front: </w:t>
+        <w:rPr>
+          <w:lang w:val="en-US"/>
+        </w:rPr>
+        <w:t xml:space="preserve"> </w:t>
+      </w:r>
+      <w:r>
+        <w:rPr>
+          <w:lang w:val="en-US"/>
+        </w:rPr>
+        <w:t xml:space="preserve">RES: </w:t>
+      </w:r>
+      <w:r>
+        <w:rPr>
+          <w:b/>
+          <w:bCs/>
+          <w:lang w:val="en-US"/>
+        </w:rPr>
+        <w:t xml:space="preserve">IEnumerable&lt;FormularioDto&gt; </w:t>
+      </w:r>
+      <w:r>
+        <w:rPr>
+          <w:b/>
+          <w:bCs/>
+          <w:lang w:val="es-ES"/>
+        </w:rPr>
+        <w:sym w:font="Wingdings" w:char="F0E0"/>
+      </w:r>
+      <w:r>
+        <w:rPr>
+          <w:lang w:val="en-US"/>
+        </w:rPr>
+        <w:t xml:space="preserve"> </w:t>
+      </w:r>
+      <w:r>
+        <w:rPr>
+          <w:lang w:val="en-US"/>
+        </w:rPr>
+        <w:t>Front:</w:t>
+      </w:r>
+      <w:r>
+        <w:rPr>
+          <w:lang w:val="en-US"/>
+        </w:rPr>
+        <w:t xml:space="preserve"> Asignar</w:t>
+      </w:r>
+      <w:r>
+        <w:rPr>
+          <w:lang w:val="en-US"/>
+        </w:rPr>
+        <w:t xml:space="preserve"> permisos a botones</w:t>
+      </w:r>
+      <w:r>
+        <w:rPr>
+          <w:lang w:val="en-US"/>
+        </w:rPr>
+        <w:t>:</w:t>
+      </w:r>
+    </w:p>
+    <w:p>
+      <w:pPr>
+        <w:numPr>
+          <w:ilvl w:val="1"/>
+          <w:numId w:val="5"/>
+        </w:numPr>
+        <w:autoSpaceDE w:val="0"/>
+        <w:autoSpaceDN w:val="0"/>
+        <w:adjustRightInd w:val="0"/>
+        <w:spacing w:before="150" w:after="150"/>
+      </w:pPr>
+      <w:r>
+        <w:t>CREAR_EQUIPAMIENTO</w:t>
+      </w:r>
+      <w:r>
+        <w:t xml:space="preserve">, </w:t>
+      </w:r>
+      <w:r>
+        <w:t>EDITAR_EQUIPAMIENTO</w:t>
+      </w:r>
+      <w:r>
+        <w:t>,</w:t>
+      </w:r>
+      <w:r>
+        <w:t xml:space="preserve"> </w:t>
+      </w:r>
+      <w:r>
+        <w:t>ELIMINAR_EQUIPAMIENTO</w:t>
+      </w:r>
+      <w:r>
+        <w:t xml:space="preserve"> </w:t>
+      </w:r>
+      <w:r>
+        <w:sym w:font="Wingdings" w:char="F0E0"/>
+      </w:r>
+      <w:r>
+        <w:t xml:space="preserve"> </w:t>
+      </w:r>
+      <w:r>
+        <w:rPr>
+          <w:b/>
+          <w:bCs/>
+          <w:color w:val="EE0000"/>
+        </w:rPr>
+        <w:t>(1)</w:t>
+      </w:r>
+      <w:r>
+        <w:t xml:space="preserve"> </w:t>
+      </w:r>
+      <w:r>
+        <w:rPr>
+          <w:b/>
+          <w:sz w:val="24"/>
+        </w:rPr>
+        <w:t>Equipamiento</w:t>
+      </w:r>
+      <w:r>
+        <w:rPr>
+          <w:b/>
+          <w:sz w:val="24"/>
+        </w:rPr>
+        <w:t>s</w:t>
+      </w:r>
+      <w:r>
+        <w:rPr>
+          <w:b/>
+          <w:sz w:val="24"/>
+        </w:rPr>
+        <w:t>.</w:t>
+      </w:r>
+    </w:p>
+    <w:p>
+      <w:pPr>
+        <w:numPr>
+          <w:ilvl w:val="1"/>
+          <w:numId w:val="5"/>
+        </w:numPr>
+        <w:autoSpaceDE w:val="0"/>
+        <w:autoSpaceDN w:val="0"/>
+        <w:adjustRightInd w:val="0"/>
+        <w:spacing w:before="150" w:after="150"/>
+      </w:pPr>
+      <w:r>
+        <w:t>CREAR_MAQUINA</w:t>
+      </w:r>
+      <w:r>
+        <w:t xml:space="preserve">, </w:t>
+      </w:r>
+      <w:r>
+        <w:t>EDITAR_MAQUINA</w:t>
+      </w:r>
+      <w:r>
+        <w:t xml:space="preserve">, </w:t>
+      </w:r>
+      <w:r>
+        <w:t>ELIMINAR_MAQUINA</w:t>
+      </w:r>
+      <w:r>
+        <w:t xml:space="preserve"> </w:t>
+      </w:r>
+      <w:r>
+        <w:sym w:font="Wingdings" w:char="F0E0"/>
+      </w:r>
+      <w:r>
+        <w:t xml:space="preserve"> </w:t>
+      </w:r>
+      <w:r>
+        <w:rPr>
+          <w:b/>
+          <w:bCs/>
+          <w:color w:val="EE0000"/>
+        </w:rPr>
+        <w:t>(2)</w:t>
+      </w:r>
+      <w:r>
+        <w:t xml:space="preserve"> </w:t>
+      </w:r>
+      <w:r>
+        <w:rPr>
+          <w:b/>
+          <w:sz w:val="24"/>
+        </w:rPr>
+        <w:t>Máquina</w:t>
+      </w:r>
+      <w:r>
+        <w:rPr>
+          <w:b/>
+          <w:sz w:val="24"/>
+        </w:rPr>
+        <w:t>s.</w:t>
+      </w:r>
+    </w:p>
+    <w:p>
+      <w:pPr>
+        <w:numPr>
+          <w:ilvl w:val="1"/>
+          <w:numId w:val="5"/>
+        </w:numPr>
+        <w:autoSpaceDE w:val="0"/>
+        <w:autoSpaceDN w:val="0"/>
+        <w:adjustRightInd w:val="0"/>
+        <w:spacing w:before="150" w:after="150"/>
+      </w:pPr>
+      <w:r>
+        <w:t>CREAR_EJERCICIO</w:t>
+      </w:r>
+      <w:r>
+        <w:t xml:space="preserve">, </w:t>
+      </w:r>
+      <w:r>
+        <w:t>EDITAR_EJERCICIO</w:t>
+      </w:r>
+      <w:r>
+        <w:t xml:space="preserve">, </w:t>
+      </w:r>
+      <w:r>
+        <w:t>ELIMINAR_EJERCICIO</w:t>
+      </w:r>
+      <w:r>
+        <w:t xml:space="preserve"> </w:t>
+      </w:r>
+      <w:r>
+        <w:sym w:font="Wingdings" w:char="F0E0"/>
+      </w:r>
+      <w:r>
+        <w:t xml:space="preserve"> </w:t>
+      </w:r>
+      <w:r>
+        <w:rPr>
+          <w:b/>
+          <w:bCs/>
+          <w:color w:val="EE0000"/>
+        </w:rPr>
+        <w:t>(3)</w:t>
+      </w:r>
+      <w:r>
+        <w:rPr>
+          <w:b/>
+          <w:bCs/>
+          <w:color w:val="EE0000"/>
+        </w:rPr>
+        <w:t xml:space="preserve"> </w:t>
+      </w:r>
+      <w:r>
+        <w:rPr>
+          <w:b/>
+          <w:sz w:val="24"/>
+        </w:rPr>
+        <w:t>Ejercicios</w:t>
+      </w:r>
+      <w:r>
+        <w:rPr>
+          <w:b/>
+          <w:sz w:val="24"/>
+        </w:rPr>
+        <w:t>.</w:t>
+      </w:r>
+    </w:p>
+    <w:p>
+      <w:pPr>
+        <w:numPr>
+          <w:ilvl w:val="1"/>
+          <w:numId w:val="5"/>
+        </w:numPr>
+        <w:autoSpaceDE w:val="0"/>
+        <w:autoSpaceDN w:val="0"/>
+        <w:adjustRightInd w:val="0"/>
+        <w:spacing w:before="150" w:after="150"/>
+      </w:pPr>
+      <w:r>
+        <w:t>CREAR_EQUIPAMIENTO</w:t>
+      </w:r>
+      <w:r>
+        <w:t xml:space="preserve">, </w:t>
+      </w:r>
+      <w:r>
+        <w:t>EDITAR_EQUIPAMIENTO</w:t>
+      </w:r>
+      <w:r>
+        <w:t xml:space="preserve">, </w:t>
+      </w:r>
+      <w:r>
+        <w:t>ELIMINAR_EQUIPAMIENTO</w:t>
+      </w:r>
+      <w:r>
+        <w:t xml:space="preserve">, </w:t>
+      </w:r>
+      <w:r>
+        <w:t>CREAR_MAQUINA</w:t>
+      </w:r>
+      <w:r>
+        <w:t xml:space="preserve">, </w:t>
+      </w:r>
+      <w:r>
+        <w:t>EDITAR_MAQUINA</w:t>
+      </w:r>
+      <w:r>
+        <w:t xml:space="preserve">, </w:t>
+      </w:r>
+      <w:r>
+        <w:t>ELIMINAR_MAQUINA</w:t>
+      </w:r>
+      <w:r>
+        <w:t xml:space="preserve">, </w:t>
+      </w:r>
+      <w:r>
+        <w:t>CREAR_EJERCICIO</w:t>
+      </w:r>
+      <w:r>
+        <w:t xml:space="preserve">, </w:t>
+      </w:r>
+      <w:r>
+        <w:t>EDITAR_EJERCICIO</w:t>
+      </w:r>
+      <w:r>
+        <w:t xml:space="preserve">, </w:t>
+      </w:r>
+      <w:r>
+        <w:t>ELIMINAR_EJERCICIO</w:t>
+      </w:r>
+      <w:r>
+        <w:t xml:space="preserve"> </w:t>
+      </w:r>
+      <w:r>
+        <w:sym w:font="Wingdings" w:char="F0E0"/>
+      </w:r>
+      <w:r>
+        <w:t xml:space="preserve"> </w:t>
+      </w:r>
+      <w:r>
+        <w:rPr>
+          <w:b/>
+          <w:bCs/>
+          <w:color w:val="EE0000"/>
+        </w:rPr>
+        <w:t>(4)</w:t>
+      </w:r>
+      <w:r>
+        <w:t xml:space="preserve"> </w:t>
+      </w:r>
+      <w:r>
+        <w:rPr>
+          <w:b/>
+          <w:sz w:val="24"/>
+        </w:rPr>
+        <w:t>Gestionar Gimnasio.</w:t>
+      </w:r>
+    </w:p>
+    <w:p>
+      <w:pPr>
+        <w:numPr>
+          <w:ilvl w:val="0"/>
+          <w:numId w:val="5"/>
+        </w:numPr>
+        <w:autoSpaceDE w:val="0"/>
+        <w:autoSpaceDN w:val="0"/>
+        <w:adjustRightInd w:val="0"/>
+        <w:spacing w:before="150" w:after="150"/>
+      </w:pPr>
+      <w:r>
+        <w:rPr>
+          <w:b/>
+        </w:rPr>
+        <w:t>POST api/Auth/login</w:t>
+      </w:r>
+      <w:r>
+        <w:rPr>
+          <w:b/>
+        </w:rPr>
+        <w:t xml:space="preserve"> </w:t>
+      </w:r>
+      <w:r>
+        <w:rPr>
+          <w:b/>
+          <w:lang w:val="es-ES"/>
+        </w:rPr>
+        <w:sym w:font="Wingdings" w:char="F0E0"/>
+      </w:r>
+      <w:r>
+        <w:t xml:space="preserve"> </w:t>
+      </w:r>
+      <w:r>
+        <w:t xml:space="preserve">REQ: LoginUsuarioDto, RES: TokenResponseDto </w:t>
+      </w:r>
+      <w:r>
+        <w:t>(</w:t>
+      </w:r>
+      <w:r>
+        <w:t>List&lt;string&gt; Permisos</w:t>
+      </w:r>
+      <w:r>
+        <w:rPr>
+          <w:lang w:val="es-ES"/>
+        </w:rPr>
+        <w:t xml:space="preserve">) </w:t>
+      </w:r>
+      <w:r>
+        <w:sym w:font="Wingdings" w:char="F0E0"/>
+      </w:r>
+      <w:r>
+        <w:t xml:space="preserve"> Front: </w:t>
       </w:r>
       <w:r>
         <w:t xml:space="preserve">Para </w:t>
       </w:r>
       <w:r>
-        <w:t xml:space="preserve">visibilidad de botones en el módulo de Gestionar </w:t>
-      </w:r>
-      <w:r>
-        <w:t>Gimnasio</w:t>
-      </w:r>
-      <w:r>
-        <w:t xml:space="preserve">. </w:t>
-      </w:r>
-      <w:r>
-        <w:t>Botones con su Permiso asignado</w:t>
-      </w:r>
-      <w:r>
-        <w:t>:</w:t>
+        <w:t xml:space="preserve">validar la </w:t>
+      </w:r>
+      <w:r>
+        <w:t xml:space="preserve">visibilidad de </w:t>
+      </w:r>
+      <w:r>
+        <w:t xml:space="preserve">los </w:t>
+      </w:r>
+      <w:r>
+        <w:t xml:space="preserve">botones </w:t>
+      </w:r>
+      <w:r>
+        <w:t>de acción s/ permiso:</w:t>
       </w:r>
     </w:p>
     <w:p>
@@ -649,6 +1194,9 @@
       <w:r>
         <w:t>CREAR_EJERCICIO</w:t>
       </w:r>
+      <w:r>
+        <w:t>.</w:t>
+      </w:r>
     </w:p>
     <w:p>
       <w:pPr>
@@ -662,13 +1210,7 @@
         <w:spacing w:before="150" w:after="150" w:line="240" w:lineRule="auto"/>
       </w:pPr>
       <w:r>
-        <w:t>Guardar</w:t>
-      </w:r>
-      <w:r>
-        <w:t xml:space="preserve"> (reemplaza el de Crear)</w:t>
-      </w:r>
-      <w:r>
-        <w:t xml:space="preserve"> </w:t>
+        <w:t xml:space="preserve">Guardar (reemplaza el de Crear) </w:t>
       </w:r>
       <w:r>
         <w:sym w:font="Wingdings" w:char="F0E0"/>
@@ -690,6 +1232,9 @@
       </w:r>
       <w:r>
         <w:t>EDITAR_EJERCICIO</w:t>
+      </w:r>
+      <w:r>
+        <w:t>.</w:t>
       </w:r>
     </w:p>
     <w:p>
@@ -727,30 +1272,10 @@
       <w:r>
         <w:t>ELIMINAR_EJERCICIO</w:t>
       </w:r>
+      <w:r>
+        <w:t>.</w:t>
+      </w:r>
     </w:p>
-    <w:p>
-      <w:pPr>
-        <w:numPr>
-          <w:ilvl w:val="0"/>
-          <w:numId w:val="5"/>
-        </w:numPr>
-        <w:autoSpaceDE w:val="0"/>
-        <w:autoSpaceDN w:val="0"/>
-        <w:adjustRightInd w:val="0"/>
-        <w:spacing w:before="150" w:after="150" w:line="240" w:lineRule="auto"/>
-        <w:rPr>
-          <w:color w:val="FF0000"/>
-        </w:rPr>
-      </w:pPr>
-      <w:bookmarkStart w:id="0" w:name="_GoBack"/>
-      <w:r>
-        <w:rPr>
-          <w:color w:val="FF0000"/>
-        </w:rPr>
-        <w:t>HACER LO MISMO CON LOS BOTONES DE GRUPO</w:t>
-      </w:r>
-    </w:p>
-    <w:bookmarkEnd w:id="0"/>
     <w:p>
       <w:pPr>
         <w:pStyle w:val="Prrafodelista"/>
@@ -794,6 +1319,7 @@
         </w:numPr>
       </w:pPr>
       <w:r>
+        <w:lastRenderedPageBreak/>
         <w:t xml:space="preserve">GET api/Equipamiento </w:t>
       </w:r>
       <w:r>
@@ -805,21 +1331,8 @@
       <w:r>
         <w:t xml:space="preserve">RES: </w:t>
       </w:r>
-      <w:proofErr w:type="spellStart"/>
-      <w:r>
-        <w:t>IEnumerable</w:t>
-      </w:r>
-      <w:proofErr w:type="spellEnd"/>
-      <w:r>
-        <w:t>&lt;</w:t>
-      </w:r>
-      <w:proofErr w:type="spellStart"/>
-      <w:r>
-        <w:t>EquipamientoDto</w:t>
-      </w:r>
-      <w:proofErr w:type="spellEnd"/>
-      <w:r>
-        <w:t>&gt;</w:t>
+      <w:r>
+        <w:t>IEnumerable&lt;EquipamientoDto&gt;</w:t>
       </w:r>
       <w:r>
         <w:t xml:space="preserve"> </w:t>
@@ -831,13 +1344,8 @@
         <w:t xml:space="preserve"> Front: </w:t>
       </w:r>
       <w:r>
-        <w:t xml:space="preserve">Para el </w:t>
-      </w:r>
-      <w:proofErr w:type="spellStart"/>
-      <w:r>
-        <w:t>grid</w:t>
-      </w:r>
-      <w:proofErr w:type="spellEnd"/>
+        <w:t>Para el grid</w:t>
+      </w:r>
       <w:r>
         <w:t xml:space="preserve"> de equipamientos </w:t>
       </w:r>
@@ -868,14 +1376,12 @@
       <w:r>
         <w:t xml:space="preserve">con el </w:t>
       </w:r>
-      <w:proofErr w:type="spellStart"/>
       <w:r>
         <w:rPr>
           <w:highlight w:val="yellow"/>
         </w:rPr>
         <w:t>IdEquipamiento</w:t>
       </w:r>
-      <w:proofErr w:type="spellEnd"/>
       <w:r>
         <w:t xml:space="preserve"> </w:t>
       </w:r>
@@ -920,24 +1426,14 @@
         <w:sym w:font="Wingdings" w:char="F0E0"/>
       </w:r>
       <w:r>
-        <w:t xml:space="preserve"> </w:t>
-      </w:r>
-      <w:r>
-        <w:t xml:space="preserve">REQ: </w:t>
-      </w:r>
-      <w:proofErr w:type="spellStart"/>
+        <w:t xml:space="preserve"> REQ: </w:t>
+      </w:r>
       <w:r>
         <w:t>EquipamientoInsertDto</w:t>
       </w:r>
-      <w:proofErr w:type="spellEnd"/>
-      <w:r>
-        <w:t xml:space="preserve">, RES: </w:t>
-      </w:r>
-      <w:proofErr w:type="spellStart"/>
-      <w:r>
-        <w:t>EquipamientoDto</w:t>
-      </w:r>
-      <w:proofErr w:type="spellEnd"/>
+      <w:r>
+        <w:t>, RES: EquipamientoDto</w:t>
+      </w:r>
       <w:r>
         <w:t xml:space="preserve"> </w:t>
       </w:r>
@@ -969,15 +1465,7 @@
         <w:t xml:space="preserve"> del</w:t>
       </w:r>
       <w:r>
-        <w:t xml:space="preserve"> equipamiento; el nuevo registro aparece en el </w:t>
-      </w:r>
-      <w:proofErr w:type="spellStart"/>
-      <w:r>
-        <w:t>grid</w:t>
-      </w:r>
-      <w:proofErr w:type="spellEnd"/>
-      <w:r>
-        <w:t xml:space="preserve"> y queda seleccionado</w:t>
+        <w:t xml:space="preserve"> equipamiento; el nuevo registro aparece en el grid y queda seleccionado</w:t>
       </w:r>
       <w:r>
         <w:t xml:space="preserve"> </w:t>
@@ -988,14 +1476,12 @@
         </w:rPr>
         <w:t xml:space="preserve">→  </w:t>
       </w:r>
-      <w:proofErr w:type="spellStart"/>
       <w:r>
         <w:rPr>
           <w:sz w:val="24"/>
         </w:rPr>
         <w:t>Policy</w:t>
       </w:r>
-      <w:proofErr w:type="spellEnd"/>
       <w:r>
         <w:rPr>
           <w:sz w:val="24"/>
@@ -1008,14 +1494,18 @@
         </w:rPr>
         <w:t xml:space="preserve"> </w:t>
       </w:r>
-      <w:proofErr w:type="spellStart"/>
       <w:r>
         <w:rPr>
           <w:sz w:val="24"/>
         </w:rPr>
         <w:t>CrearEquipamiento</w:t>
       </w:r>
-      <w:proofErr w:type="spellEnd"/>
+      <w:r>
+        <w:rPr>
+          <w:sz w:val="24"/>
+        </w:rPr>
+        <w:t>.</w:t>
+      </w:r>
     </w:p>
     <w:p>
       <w:pPr>
@@ -1053,22 +1543,18 @@
       <w:r>
         <w:t xml:space="preserve"> REQ: </w:t>
       </w:r>
-      <w:proofErr w:type="spellStart"/>
       <w:r>
         <w:t>EquipamientoUpdateDto</w:t>
       </w:r>
-      <w:proofErr w:type="spellEnd"/>
       <w:r>
         <w:t xml:space="preserve">, RES: </w:t>
       </w:r>
-      <w:proofErr w:type="spellStart"/>
       <w:r>
         <w:rPr>
           <w:sz w:val="24"/>
         </w:rPr>
         <w:t>EquipamientoDto</w:t>
       </w:r>
-      <w:proofErr w:type="spellEnd"/>
       <w:r>
         <w:rPr>
           <w:sz w:val="24"/>
@@ -1097,21 +1583,7 @@
         <w:rPr>
           <w:sz w:val="24"/>
         </w:rPr>
-        <w:t xml:space="preserve">Usuario: Modifica campos y guarda; el </w:t>
-      </w:r>
-      <w:proofErr w:type="spellStart"/>
-      <w:r>
-        <w:rPr>
-          <w:sz w:val="24"/>
-        </w:rPr>
-        <w:t>grid</w:t>
-      </w:r>
-      <w:proofErr w:type="spellEnd"/>
-      <w:r>
-        <w:rPr>
-          <w:sz w:val="24"/>
-        </w:rPr>
-        <w:t xml:space="preserve"> se actualiza y el elemento queda seleccionado</w:t>
+        <w:t>Usuario: Modifica campos y guarda; el grid se actualiza y el elemento queda seleccionado</w:t>
       </w:r>
       <w:r>
         <w:rPr>
@@ -1125,14 +1597,12 @@
         </w:rPr>
         <w:t xml:space="preserve">→  </w:t>
       </w:r>
-      <w:proofErr w:type="spellStart"/>
       <w:r>
         <w:rPr>
           <w:sz w:val="24"/>
         </w:rPr>
         <w:t>Policy</w:t>
       </w:r>
-      <w:proofErr w:type="spellEnd"/>
       <w:r>
         <w:rPr>
           <w:sz w:val="24"/>
@@ -1145,14 +1615,18 @@
         </w:rPr>
         <w:t xml:space="preserve"> </w:t>
       </w:r>
-      <w:proofErr w:type="spellStart"/>
       <w:r>
         <w:rPr>
           <w:sz w:val="24"/>
         </w:rPr>
         <w:t>EditarEquipamiento</w:t>
       </w:r>
-      <w:proofErr w:type="spellEnd"/>
+      <w:r>
+        <w:rPr>
+          <w:sz w:val="24"/>
+        </w:rPr>
+        <w:t>.</w:t>
+      </w:r>
     </w:p>
     <w:p>
       <w:pPr>
@@ -1170,17 +1644,8 @@
         <w:rPr>
           <w:sz w:val="24"/>
         </w:rPr>
-        <w:lastRenderedPageBreak/>
-        <w:t>DELETE api/Equipamiento</w:t>
-      </w:r>
-      <w:proofErr w:type="gramStart"/>
-      <w:r>
-        <w:rPr>
-          <w:sz w:val="24"/>
-        </w:rPr>
-        <w:t>/{</w:t>
-      </w:r>
-      <w:proofErr w:type="gramEnd"/>
+        <w:t>DELETE api/Equipamiento/{</w:t>
+      </w:r>
       <w:r>
         <w:rPr>
           <w:sz w:val="24"/>
@@ -1198,19 +1663,14 @@
         <w:sym w:font="Wingdings" w:char="F0E0"/>
       </w:r>
       <w:r>
-        <w:t xml:space="preserve"> RES:</w:t>
-      </w:r>
-      <w:r>
-        <w:t xml:space="preserve"> </w:t>
-      </w:r>
-      <w:proofErr w:type="spellStart"/>
+        <w:t xml:space="preserve"> RES: </w:t>
+      </w:r>
       <w:r>
         <w:rPr>
           <w:sz w:val="24"/>
         </w:rPr>
         <w:t>EquipamientoDto</w:t>
       </w:r>
-      <w:proofErr w:type="spellEnd"/>
       <w:r>
         <w:rPr>
           <w:sz w:val="24"/>
@@ -1227,21 +1687,7 @@
         <w:rPr>
           <w:sz w:val="24"/>
         </w:rPr>
-        <w:t xml:space="preserve">Front: Acción de eliminación desde el </w:t>
-      </w:r>
-      <w:proofErr w:type="spellStart"/>
-      <w:r>
-        <w:rPr>
-          <w:sz w:val="24"/>
-        </w:rPr>
-        <w:t>grid</w:t>
-      </w:r>
-      <w:proofErr w:type="spellEnd"/>
-      <w:r>
-        <w:rPr>
-          <w:sz w:val="24"/>
-        </w:rPr>
-        <w:t xml:space="preserve"> (confirmación) </w:t>
+        <w:t xml:space="preserve">Front: Acción de eliminación desde el grid (confirmación) </w:t>
       </w:r>
       <w:r>
         <w:sym w:font="Wingdings" w:char="F0E0"/>
@@ -1253,21 +1699,7 @@
         <w:rPr>
           <w:sz w:val="24"/>
         </w:rPr>
-        <w:t xml:space="preserve">Usuario: Confirma la eliminación; el equipamiento se elimina del </w:t>
-      </w:r>
-      <w:proofErr w:type="spellStart"/>
-      <w:r>
-        <w:rPr>
-          <w:sz w:val="24"/>
-        </w:rPr>
-        <w:t>grid</w:t>
-      </w:r>
-      <w:proofErr w:type="spellEnd"/>
-      <w:r>
-        <w:rPr>
-          <w:sz w:val="24"/>
-        </w:rPr>
-        <w:t xml:space="preserve"> y se limpia/cierra el formulario</w:t>
+        <w:t>Usuario: Confirma la eliminación; el equipamiento se elimina del grid y se limpia/cierra el formulario</w:t>
       </w:r>
       <w:r>
         <w:rPr>
@@ -1281,14 +1713,12 @@
         </w:rPr>
         <w:t xml:space="preserve">→  </w:t>
       </w:r>
-      <w:proofErr w:type="spellStart"/>
       <w:r>
         <w:rPr>
           <w:sz w:val="24"/>
         </w:rPr>
         <w:t>Policy</w:t>
       </w:r>
-      <w:proofErr w:type="spellEnd"/>
       <w:r>
         <w:rPr>
           <w:sz w:val="24"/>
@@ -1301,14 +1731,12 @@
         </w:rPr>
         <w:t xml:space="preserve"> </w:t>
       </w:r>
-      <w:proofErr w:type="spellStart"/>
       <w:r>
         <w:rPr>
           <w:sz w:val="24"/>
         </w:rPr>
         <w:t>EliminarEquipamiento</w:t>
       </w:r>
-      <w:proofErr w:type="spellEnd"/>
       <w:r>
         <w:rPr>
           <w:sz w:val="24"/>
@@ -1378,44 +1806,8 @@
         <w:rPr>
           <w:sz w:val="24"/>
         </w:rPr>
-        <w:t xml:space="preserve">GET api/Maquina → RES: </w:t>
-      </w:r>
-      <w:proofErr w:type="spellStart"/>
-      <w:r>
-        <w:rPr>
-          <w:sz w:val="24"/>
-        </w:rPr>
-        <w:t>IEnumerable</w:t>
-      </w:r>
-      <w:proofErr w:type="spellEnd"/>
-      <w:r>
-        <w:rPr>
-          <w:sz w:val="24"/>
-        </w:rPr>
-        <w:t>&lt;</w:t>
-      </w:r>
-      <w:proofErr w:type="spellStart"/>
-      <w:r>
-        <w:rPr>
-          <w:sz w:val="24"/>
-        </w:rPr>
-        <w:t>MaquinaDto</w:t>
-      </w:r>
-      <w:proofErr w:type="spellEnd"/>
-      <w:r>
-        <w:rPr>
-          <w:sz w:val="24"/>
-        </w:rPr>
-        <w:t xml:space="preserve">&gt; → Front: Para el </w:t>
-      </w:r>
-      <w:proofErr w:type="spellStart"/>
-      <w:r>
-        <w:rPr>
-          <w:sz w:val="24"/>
-        </w:rPr>
-        <w:t>grid</w:t>
-      </w:r>
-      <w:proofErr w:type="spellEnd"/>
+        <w:t>GET api/Maquina → RES: IEnumerable&lt;MaquinaDto&gt; → Front: Para el grid</w:t>
+      </w:r>
       <w:r>
         <w:rPr>
           <w:sz w:val="24"/>
@@ -1434,14 +1826,12 @@
       <w:r>
         <w:t xml:space="preserve">con el </w:t>
       </w:r>
-      <w:proofErr w:type="spellStart"/>
       <w:r>
         <w:rPr>
           <w:highlight w:val="green"/>
         </w:rPr>
         <w:t>IdMaquina</w:t>
       </w:r>
-      <w:proofErr w:type="spellEnd"/>
       <w:r>
         <w:t xml:space="preserve"> </w:t>
       </w:r>
@@ -1464,44 +1854,13 @@
         <w:rPr>
           <w:sz w:val="24"/>
         </w:rPr>
-        <w:t xml:space="preserve">POST api/Maquina → REQ: </w:t>
-      </w:r>
-      <w:proofErr w:type="spellStart"/>
-      <w:r>
-        <w:rPr>
-          <w:sz w:val="24"/>
-        </w:rPr>
-        <w:t>MaquinaInsertDto</w:t>
-      </w:r>
-      <w:proofErr w:type="spellEnd"/>
-      <w:r>
-        <w:rPr>
-          <w:sz w:val="24"/>
-        </w:rPr>
-        <w:t xml:space="preserve">, RES: </w:t>
-      </w:r>
-      <w:proofErr w:type="spellStart"/>
-      <w:r>
-        <w:rPr>
-          <w:sz w:val="24"/>
-        </w:rPr>
-        <w:t>MaquinaDto</w:t>
-      </w:r>
-      <w:proofErr w:type="spellEnd"/>
-      <w:r>
-        <w:rPr>
-          <w:sz w:val="24"/>
-        </w:rPr>
-        <w:t xml:space="preserve"> → Front: Formulario de creación de máquinas → </w:t>
+        <w:t xml:space="preserve">POST api/Maquina → REQ: MaquinaInsertDto, RES: MaquinaDto → Front: Formulario de creación de máquinas → </w:t>
       </w:r>
       <w:r>
         <w:t xml:space="preserve">Usuario: Completa y confirma el formulario para </w:t>
       </w:r>
       <w:r>
-        <w:t>el Alta</w:t>
-      </w:r>
-      <w:r>
-        <w:t xml:space="preserve"> de la maquina</w:t>
+        <w:t>el Alta de la maquina</w:t>
       </w:r>
       <w:r>
         <w:t>;</w:t>
@@ -1510,21 +1869,7 @@
         <w:rPr>
           <w:sz w:val="24"/>
         </w:rPr>
-        <w:t xml:space="preserve"> el nuevo registro aparece en el </w:t>
-      </w:r>
-      <w:proofErr w:type="spellStart"/>
-      <w:r>
-        <w:rPr>
-          <w:sz w:val="24"/>
-        </w:rPr>
-        <w:t>grid</w:t>
-      </w:r>
-      <w:proofErr w:type="spellEnd"/>
-      <w:r>
-        <w:rPr>
-          <w:sz w:val="24"/>
-        </w:rPr>
-        <w:t xml:space="preserve"> y queda seleccionado</w:t>
+        <w:t xml:space="preserve"> el nuevo registro aparece en el grid y queda seleccionado</w:t>
       </w:r>
       <w:r>
         <w:rPr>
@@ -1544,33 +1889,17 @@
         </w:rPr>
         <w:t xml:space="preserve"> </w:t>
       </w:r>
-      <w:proofErr w:type="spellStart"/>
       <w:r>
         <w:rPr>
           <w:sz w:val="24"/>
         </w:rPr>
         <w:t>Policy</w:t>
       </w:r>
-      <w:proofErr w:type="spellEnd"/>
-      <w:r>
-        <w:rPr>
-          <w:sz w:val="24"/>
-        </w:rPr>
-        <w:t xml:space="preserve">: </w:t>
-      </w:r>
-      <w:proofErr w:type="spellStart"/>
-      <w:r>
-        <w:rPr>
-          <w:sz w:val="24"/>
-        </w:rPr>
-        <w:t>CrearMaquina</w:t>
-      </w:r>
-      <w:proofErr w:type="spellEnd"/>
-      <w:r>
-        <w:rPr>
-          <w:sz w:val="24"/>
-        </w:rPr>
-        <w:t>.</w:t>
+      <w:r>
+        <w:rPr>
+          <w:sz w:val="24"/>
+        </w:rPr>
+        <w:t>: CrearMaquina.</w:t>
       </w:r>
     </w:p>
     <w:p>
@@ -1588,16 +1917,8 @@
         <w:rPr>
           <w:sz w:val="24"/>
         </w:rPr>
-        <w:t>PUT api/Maquina</w:t>
-      </w:r>
-      <w:proofErr w:type="gramStart"/>
-      <w:r>
-        <w:rPr>
-          <w:sz w:val="24"/>
-        </w:rPr>
-        <w:t>/{</w:t>
-      </w:r>
-      <w:proofErr w:type="gramEnd"/>
+        <w:t>PUT api/Maquina/{</w:t>
+      </w:r>
       <w:r>
         <w:rPr>
           <w:sz w:val="24"/>
@@ -1609,49 +1930,7 @@
         <w:rPr>
           <w:sz w:val="24"/>
         </w:rPr>
-        <w:t xml:space="preserve">} → REQ: </w:t>
-      </w:r>
-      <w:proofErr w:type="spellStart"/>
-      <w:r>
-        <w:rPr>
-          <w:sz w:val="24"/>
-        </w:rPr>
-        <w:t>MaquinaUpdateDto</w:t>
-      </w:r>
-      <w:proofErr w:type="spellEnd"/>
-      <w:r>
-        <w:rPr>
-          <w:sz w:val="24"/>
-        </w:rPr>
-        <w:t xml:space="preserve">, RES: </w:t>
-      </w:r>
-      <w:proofErr w:type="spellStart"/>
-      <w:r>
-        <w:rPr>
-          <w:sz w:val="24"/>
-        </w:rPr>
-        <w:t>MaquinaDto</w:t>
-      </w:r>
-      <w:proofErr w:type="spellEnd"/>
-      <w:r>
-        <w:rPr>
-          <w:sz w:val="24"/>
-        </w:rPr>
-        <w:t xml:space="preserve"> → Front: Formulario de edición de máquinas → Usuario: Modifica campos y guarda; el </w:t>
-      </w:r>
-      <w:proofErr w:type="spellStart"/>
-      <w:r>
-        <w:rPr>
-          <w:sz w:val="24"/>
-        </w:rPr>
-        <w:t>grid</w:t>
-      </w:r>
-      <w:proofErr w:type="spellEnd"/>
-      <w:r>
-        <w:rPr>
-          <w:sz w:val="24"/>
-        </w:rPr>
-        <w:t xml:space="preserve"> se actualiza y el elemento queda seleccionado</w:t>
+        <w:t>} → REQ: MaquinaUpdateDto, RES: MaquinaDto → Front: Formulario de edición de máquinas → Usuario: Modifica campos y guarda; el grid se actualiza y el elemento queda seleccionado</w:t>
       </w:r>
       <w:r>
         <w:rPr>
@@ -1671,33 +1950,17 @@
         </w:rPr>
         <w:t xml:space="preserve"> </w:t>
       </w:r>
-      <w:proofErr w:type="spellStart"/>
       <w:r>
         <w:rPr>
           <w:sz w:val="24"/>
         </w:rPr>
         <w:t>Policy</w:t>
       </w:r>
-      <w:proofErr w:type="spellEnd"/>
-      <w:r>
-        <w:rPr>
-          <w:sz w:val="24"/>
-        </w:rPr>
-        <w:t xml:space="preserve">: </w:t>
-      </w:r>
-      <w:proofErr w:type="spellStart"/>
-      <w:r>
-        <w:rPr>
-          <w:sz w:val="24"/>
-        </w:rPr>
-        <w:t>EditarMaquina</w:t>
-      </w:r>
-      <w:proofErr w:type="spellEnd"/>
-      <w:r>
-        <w:rPr>
-          <w:sz w:val="24"/>
-        </w:rPr>
-        <w:t>.</w:t>
+      <w:r>
+        <w:rPr>
+          <w:sz w:val="24"/>
+        </w:rPr>
+        <w:t>: EditarMaquina.</w:t>
       </w:r>
     </w:p>
     <w:p>
@@ -1715,16 +1978,8 @@
         <w:rPr>
           <w:sz w:val="24"/>
         </w:rPr>
-        <w:t>DELETE api/Maquina</w:t>
-      </w:r>
-      <w:proofErr w:type="gramStart"/>
-      <w:r>
-        <w:rPr>
-          <w:sz w:val="24"/>
-        </w:rPr>
-        <w:t>/{</w:t>
-      </w:r>
-      <w:proofErr w:type="gramEnd"/>
+        <w:t>DELETE api/Maquina/{</w:t>
+      </w:r>
       <w:r>
         <w:rPr>
           <w:sz w:val="24"/>
@@ -1736,35 +1991,7 @@
         <w:rPr>
           <w:sz w:val="24"/>
         </w:rPr>
-        <w:t xml:space="preserve">} → RES: </w:t>
-      </w:r>
-      <w:proofErr w:type="spellStart"/>
-      <w:r>
-        <w:rPr>
-          <w:sz w:val="24"/>
-        </w:rPr>
-        <w:t>MaquinaDto</w:t>
-      </w:r>
-      <w:proofErr w:type="spellEnd"/>
-      <w:r>
-        <w:rPr>
-          <w:sz w:val="24"/>
-        </w:rPr>
-        <w:t xml:space="preserve"> → Front: Acción de eliminación desde el </w:t>
-      </w:r>
-      <w:proofErr w:type="spellStart"/>
-      <w:r>
-        <w:rPr>
-          <w:sz w:val="24"/>
-        </w:rPr>
-        <w:t>grid</w:t>
-      </w:r>
-      <w:proofErr w:type="spellEnd"/>
-      <w:r>
-        <w:rPr>
-          <w:sz w:val="24"/>
-        </w:rPr>
-        <w:t xml:space="preserve"> (confirmación) </w:t>
+        <w:t xml:space="preserve">} → RES: MaquinaDto → Front: Acción de eliminación desde el grid (confirmación) </w:t>
       </w:r>
       <w:r>
         <w:rPr>
@@ -1776,21 +2003,7 @@
         <w:rPr>
           <w:sz w:val="24"/>
         </w:rPr>
-        <w:t xml:space="preserve"> Usuario: Confirma la eliminación; la máquina se elimina del </w:t>
-      </w:r>
-      <w:proofErr w:type="spellStart"/>
-      <w:r>
-        <w:rPr>
-          <w:sz w:val="24"/>
-        </w:rPr>
-        <w:t>grid</w:t>
-      </w:r>
-      <w:proofErr w:type="spellEnd"/>
-      <w:r>
-        <w:rPr>
-          <w:sz w:val="24"/>
-        </w:rPr>
-        <w:t xml:space="preserve"> y se </w:t>
+        <w:t xml:space="preserve"> Usuario: Confirma la eliminación; la máquina se elimina del grid y se </w:t>
       </w:r>
       <w:r>
         <w:rPr>
@@ -1810,33 +2023,17 @@
         </w:rPr>
         <w:t xml:space="preserve"> </w:t>
       </w:r>
-      <w:proofErr w:type="spellStart"/>
       <w:r>
         <w:rPr>
           <w:sz w:val="24"/>
         </w:rPr>
         <w:t>Policy</w:t>
       </w:r>
-      <w:proofErr w:type="spellEnd"/>
-      <w:r>
-        <w:rPr>
-          <w:sz w:val="24"/>
-        </w:rPr>
-        <w:t xml:space="preserve">: </w:t>
-      </w:r>
-      <w:proofErr w:type="spellStart"/>
-      <w:r>
-        <w:rPr>
-          <w:sz w:val="24"/>
-        </w:rPr>
-        <w:t>EliminarMaquina</w:t>
-      </w:r>
-      <w:proofErr w:type="spellEnd"/>
-      <w:r>
-        <w:rPr>
-          <w:sz w:val="24"/>
-        </w:rPr>
-        <w:t>.</w:t>
+      <w:r>
+        <w:rPr>
+          <w:sz w:val="24"/>
+        </w:rPr>
+        <w:t>: EliminarMaquina.</w:t>
       </w:r>
       <w:r>
         <w:rPr>
@@ -1905,55 +2102,7 @@
         <w:rPr>
           <w:sz w:val="24"/>
         </w:rPr>
-        <w:t xml:space="preserve">→ RES: </w:t>
-      </w:r>
-      <w:proofErr w:type="spellStart"/>
-      <w:r>
-        <w:rPr>
-          <w:sz w:val="24"/>
-        </w:rPr>
-        <w:t>IEnumerable</w:t>
-      </w:r>
-      <w:proofErr w:type="spellEnd"/>
-      <w:r>
-        <w:rPr>
-          <w:sz w:val="24"/>
-        </w:rPr>
-        <w:t>&lt;</w:t>
-      </w:r>
-      <w:proofErr w:type="spellStart"/>
-      <w:r>
-        <w:rPr>
-          <w:sz w:val="24"/>
-        </w:rPr>
-        <w:t>Ejer</w:t>
-      </w:r>
-      <w:r>
-        <w:rPr>
-          <w:sz w:val="24"/>
-        </w:rPr>
-        <w:t>cicioDto</w:t>
-      </w:r>
-      <w:proofErr w:type="spellEnd"/>
-      <w:r>
-        <w:rPr>
-          <w:sz w:val="24"/>
-        </w:rPr>
-        <w:t xml:space="preserve">&gt; → Front: Para el </w:t>
-      </w:r>
-      <w:proofErr w:type="spellStart"/>
-      <w:r>
-        <w:rPr>
-          <w:sz w:val="24"/>
-        </w:rPr>
-        <w:t>grid</w:t>
-      </w:r>
-      <w:proofErr w:type="spellEnd"/>
-      <w:r>
-        <w:rPr>
-          <w:sz w:val="24"/>
-        </w:rPr>
-        <w:t xml:space="preserve"> de ejercicios → Usuario: </w:t>
+        <w:t xml:space="preserve">→ RES: IEnumerable&lt;EjercicioDto&gt; → Front: Para el grid de ejercicios → Usuario: </w:t>
       </w:r>
       <w:r>
         <w:rPr>
@@ -1976,20 +2125,12 @@
       <w:r>
         <w:t xml:space="preserve">así con el </w:t>
       </w:r>
-      <w:proofErr w:type="spellStart"/>
       <w:r>
         <w:rPr>
           <w:highlight w:val="cyan"/>
         </w:rPr>
-        <w:t>Id</w:t>
-      </w:r>
-      <w:r>
-        <w:rPr>
-          <w:highlight w:val="cyan"/>
-        </w:rPr>
-        <w:t>Ejercicio</w:t>
-      </w:r>
-      <w:proofErr w:type="spellEnd"/>
+        <w:t>IdEjercicio</w:t>
+      </w:r>
       <w:r>
         <w:t xml:space="preserve"> hacer la Baja o Modificación.</w:t>
       </w:r>
@@ -2011,14 +2152,12 @@
         </w:rPr>
         <w:t>GET api/</w:t>
       </w:r>
-      <w:proofErr w:type="spellStart"/>
       <w:r>
         <w:rPr>
           <w:sz w:val="24"/>
         </w:rPr>
         <w:t>GrupoMuscular</w:t>
       </w:r>
-      <w:proofErr w:type="spellEnd"/>
       <w:r>
         <w:rPr>
           <w:sz w:val="24"/>
@@ -2037,33 +2176,11 @@
         </w:rPr>
         <w:t xml:space="preserve"> </w:t>
       </w:r>
-      <w:proofErr w:type="spellStart"/>
-      <w:r>
-        <w:rPr>
-          <w:sz w:val="24"/>
-        </w:rPr>
-        <w:t>IEnumerable</w:t>
-      </w:r>
-      <w:proofErr w:type="spellEnd"/>
-      <w:r>
-        <w:rPr>
-          <w:sz w:val="24"/>
-        </w:rPr>
-        <w:t>&lt;</w:t>
-      </w:r>
-      <w:proofErr w:type="spellStart"/>
-      <w:r>
-        <w:rPr>
-          <w:sz w:val="24"/>
-        </w:rPr>
-        <w:t>GrupoMuscularDto</w:t>
-      </w:r>
-      <w:proofErr w:type="spellEnd"/>
-      <w:r>
-        <w:rPr>
-          <w:sz w:val="24"/>
-        </w:rPr>
-        <w:t>&gt;</w:t>
+      <w:r>
+        <w:rPr>
+          <w:sz w:val="24"/>
+        </w:rPr>
+        <w:t>IEnumerable&lt;GrupoMuscularDto&gt;</w:t>
       </w:r>
       <w:r>
         <w:rPr>
@@ -2096,26 +2213,10 @@
         <w:t xml:space="preserve">Para el </w:t>
       </w:r>
       <w:r>
-        <w:t>Selector (</w:t>
-      </w:r>
-      <w:proofErr w:type="spellStart"/>
-      <w:r>
-        <w:t>Dropdown</w:t>
-      </w:r>
-      <w:proofErr w:type="spellEnd"/>
-      <w:r>
-        <w:t>)</w:t>
-      </w:r>
-      <w:r>
-        <w:t xml:space="preserve"> con los </w:t>
-      </w:r>
-      <w:proofErr w:type="spellStart"/>
-      <w:r>
-        <w:t>NombreMusculo</w:t>
-      </w:r>
-      <w:proofErr w:type="spellEnd"/>
-      <w:r>
-        <w:t xml:space="preserve"> en el formulario de Ejercicio </w:t>
+        <w:t>Selector (Dropdown)</w:t>
+      </w:r>
+      <w:r>
+        <w:t xml:space="preserve"> con los NombreMusculo en el formulario de Ejercicio </w:t>
       </w:r>
       <w:r>
         <w:sym w:font="Wingdings" w:char="F0E0"/>
@@ -2123,14 +2224,12 @@
       <w:r>
         <w:t xml:space="preserve"> Usuario: Selecciona un </w:t>
       </w:r>
-      <w:proofErr w:type="spellStart"/>
       <w:r>
         <w:rPr>
           <w:sz w:val="24"/>
         </w:rPr>
         <w:t>GrupoMuscular</w:t>
       </w:r>
-      <w:proofErr w:type="spellEnd"/>
       <w:r>
         <w:rPr>
           <w:sz w:val="24"/>
@@ -2140,25 +2239,21 @@
       <w:r>
         <w:t xml:space="preserve">y se obtiene </w:t>
       </w:r>
-      <w:proofErr w:type="spellStart"/>
       <w:r>
         <w:rPr>
           <w:highlight w:val="magenta"/>
         </w:rPr>
         <w:t>IdGrupoMuscular</w:t>
       </w:r>
-      <w:proofErr w:type="spellEnd"/>
       <w:r>
         <w:t xml:space="preserve"> para asignarlo a </w:t>
       </w:r>
-      <w:proofErr w:type="spellStart"/>
       <w:r>
         <w:rPr>
           <w:sz w:val="24"/>
         </w:rPr>
         <w:t>EjercicioInsertDto</w:t>
       </w:r>
-      <w:proofErr w:type="spellEnd"/>
       <w:r>
         <w:rPr>
           <w:sz w:val="24"/>
@@ -2171,14 +2266,12 @@
         </w:rPr>
         <w:t xml:space="preserve"> </w:t>
       </w:r>
-      <w:proofErr w:type="spellStart"/>
       <w:r>
         <w:rPr>
           <w:sz w:val="24"/>
         </w:rPr>
         <w:t>EjercicioUpdateDto</w:t>
       </w:r>
-      <w:proofErr w:type="spellEnd"/>
       <w:r>
         <w:t>.</w:t>
       </w:r>
@@ -2206,7 +2299,6 @@
         </w:rPr>
         <w:t>GET api/</w:t>
       </w:r>
-      <w:proofErr w:type="spellStart"/>
       <w:r>
         <w:rPr>
           <w:sz w:val="24"/>
@@ -2217,14 +2309,7 @@
         <w:rPr>
           <w:sz w:val="24"/>
         </w:rPr>
-        <w:t>o</w:t>
-      </w:r>
-      <w:proofErr w:type="spellEnd"/>
-      <w:r>
-        <w:rPr>
-          <w:sz w:val="24"/>
-        </w:rPr>
-        <w:t xml:space="preserve"> </w:t>
+        <w:t xml:space="preserve">o </w:t>
       </w:r>
       <w:r>
         <w:rPr>
@@ -2238,33 +2323,11 @@
         </w:rPr>
         <w:t xml:space="preserve"> </w:t>
       </w:r>
-      <w:proofErr w:type="spellStart"/>
-      <w:r>
-        <w:rPr>
-          <w:sz w:val="24"/>
-        </w:rPr>
-        <w:t>IEnumerable</w:t>
-      </w:r>
-      <w:proofErr w:type="spellEnd"/>
-      <w:r>
-        <w:rPr>
-          <w:sz w:val="24"/>
-        </w:rPr>
-        <w:t>&lt;</w:t>
-      </w:r>
-      <w:proofErr w:type="spellStart"/>
-      <w:r>
-        <w:rPr>
-          <w:sz w:val="24"/>
-        </w:rPr>
-        <w:t>TipoEjercicioDto</w:t>
-      </w:r>
-      <w:proofErr w:type="spellEnd"/>
-      <w:r>
-        <w:rPr>
-          <w:sz w:val="24"/>
-        </w:rPr>
-        <w:t>&gt;</w:t>
+      <w:r>
+        <w:rPr>
+          <w:sz w:val="24"/>
+        </w:rPr>
+        <w:t>IEnumerable&lt;TipoEjercicioDto&gt;</w:t>
       </w:r>
       <w:r>
         <w:rPr>
@@ -2300,24 +2363,14 @@
         <w:t xml:space="preserve">Para el </w:t>
       </w:r>
       <w:r>
-        <w:t>Selector (</w:t>
-      </w:r>
-      <w:proofErr w:type="spellStart"/>
-      <w:r>
-        <w:t>Dropdown</w:t>
-      </w:r>
-      <w:proofErr w:type="spellEnd"/>
-      <w:r>
-        <w:t>)</w:t>
+        <w:t>Selector (Dropdown)</w:t>
       </w:r>
       <w:r>
         <w:t xml:space="preserve"> con los </w:t>
       </w:r>
-      <w:proofErr w:type="spellStart"/>
       <w:r>
         <w:t>NombreTipo</w:t>
       </w:r>
-      <w:proofErr w:type="spellEnd"/>
       <w:r>
         <w:t xml:space="preserve"> en el formulario de Ejercicio </w:t>
       </w:r>
@@ -2327,7 +2380,6 @@
       <w:r>
         <w:t xml:space="preserve"> Usuario: Selecciona un </w:t>
       </w:r>
-      <w:proofErr w:type="spellStart"/>
       <w:r>
         <w:rPr>
           <w:sz w:val="24"/>
@@ -2338,40 +2390,29 @@
         <w:rPr>
           <w:sz w:val="24"/>
         </w:rPr>
-        <w:t>o</w:t>
-      </w:r>
-      <w:proofErr w:type="spellEnd"/>
-      <w:r>
-        <w:rPr>
-          <w:sz w:val="24"/>
-        </w:rPr>
-        <w:t xml:space="preserve"> </w:t>
+        <w:t xml:space="preserve">o </w:t>
       </w:r>
       <w:r>
         <w:t xml:space="preserve">y se obtiene </w:t>
       </w:r>
-      <w:proofErr w:type="spellStart"/>
       <w:r>
         <w:rPr>
           <w:highlight w:val="red"/>
         </w:rPr>
         <w:t>IdTipoEjercicio</w:t>
       </w:r>
-      <w:proofErr w:type="spellEnd"/>
       <w:r>
         <w:t xml:space="preserve"> </w:t>
       </w:r>
       <w:r>
         <w:t xml:space="preserve">para asignarlo a </w:t>
       </w:r>
-      <w:proofErr w:type="spellStart"/>
       <w:r>
         <w:rPr>
           <w:sz w:val="24"/>
         </w:rPr>
         <w:t>EjercicioInsertDto</w:t>
       </w:r>
-      <w:proofErr w:type="spellEnd"/>
       <w:r>
         <w:rPr>
           <w:sz w:val="24"/>
@@ -2384,14 +2425,12 @@
         </w:rPr>
         <w:t xml:space="preserve"> </w:t>
       </w:r>
-      <w:proofErr w:type="spellStart"/>
       <w:r>
         <w:rPr>
           <w:sz w:val="24"/>
         </w:rPr>
         <w:t>EjercicioUpdateDto</w:t>
       </w:r>
-      <w:proofErr w:type="spellEnd"/>
       <w:r>
         <w:t>.</w:t>
       </w:r>
@@ -2411,6 +2450,7 @@
         </w:numPr>
       </w:pPr>
       <w:r>
+        <w:lastRenderedPageBreak/>
         <w:t xml:space="preserve">GET api/Equipamiento </w:t>
       </w:r>
       <w:r>
@@ -2419,21 +2459,8 @@
       <w:r>
         <w:t xml:space="preserve"> RES: </w:t>
       </w:r>
-      <w:proofErr w:type="spellStart"/>
-      <w:r>
-        <w:t>IEnumerable</w:t>
-      </w:r>
-      <w:proofErr w:type="spellEnd"/>
-      <w:r>
-        <w:t>&lt;</w:t>
-      </w:r>
-      <w:proofErr w:type="spellStart"/>
-      <w:r>
-        <w:t>EquipamientoDto</w:t>
-      </w:r>
-      <w:proofErr w:type="spellEnd"/>
-      <w:r>
-        <w:t>&gt;</w:t>
+      <w:r>
+        <w:t>IEnumerable&lt;EquipamientoDto&gt;</w:t>
       </w:r>
       <w:r>
         <w:t xml:space="preserve"> </w:t>
@@ -2448,35 +2475,16 @@
         <w:t xml:space="preserve">Para el </w:t>
       </w:r>
       <w:r>
-        <w:t>Selector (</w:t>
-      </w:r>
-      <w:proofErr w:type="spellStart"/>
-      <w:r>
-        <w:t>Dropdown</w:t>
-      </w:r>
-      <w:proofErr w:type="spellEnd"/>
-      <w:r>
-        <w:t>)</w:t>
-      </w:r>
-      <w:r>
-        <w:t xml:space="preserve"> </w:t>
-      </w:r>
-      <w:r>
-        <w:t xml:space="preserve">con los </w:t>
-      </w:r>
-      <w:proofErr w:type="spellStart"/>
-      <w:r>
-        <w:t>nombreEquipo</w:t>
-      </w:r>
-      <w:proofErr w:type="spellEnd"/>
-      <w:r>
-        <w:t xml:space="preserve"> en el </w:t>
-      </w:r>
-      <w:r>
-        <w:t>formulario</w:t>
-      </w:r>
-      <w:r>
-        <w:t xml:space="preserve"> de </w:t>
+        <w:t>Selector (Dropdown)</w:t>
+      </w:r>
+      <w:r>
+        <w:t xml:space="preserve"> </w:t>
+      </w:r>
+      <w:r>
+        <w:t xml:space="preserve">con los nombreEquipo en el </w:t>
+      </w:r>
+      <w:r>
+        <w:t xml:space="preserve">formulario de </w:t>
       </w:r>
       <w:r>
         <w:t>Ejercicio</w:t>
@@ -2485,10 +2493,7 @@
         <w:t xml:space="preserve"> </w:t>
       </w:r>
       <w:r>
-        <w:t xml:space="preserve">+ </w:t>
-      </w:r>
-      <w:r>
-        <w:t>botón para</w:t>
+        <w:t>+ botón para</w:t>
       </w:r>
       <w:r>
         <w:t xml:space="preserve"> consultar detalle del Equipamiento selec</w:t>
@@ -2505,25 +2510,21 @@
       <w:r>
         <w:t xml:space="preserve"> Usuario: Selecciona un Equipamiento y se obtiene </w:t>
       </w:r>
-      <w:proofErr w:type="spellStart"/>
       <w:r>
         <w:rPr>
           <w:highlight w:val="yellow"/>
         </w:rPr>
         <w:t>IdEquipamiento</w:t>
       </w:r>
-      <w:proofErr w:type="spellEnd"/>
       <w:r>
         <w:t xml:space="preserve"> para asignarlo a </w:t>
       </w:r>
-      <w:proofErr w:type="spellStart"/>
       <w:r>
         <w:rPr>
           <w:sz w:val="24"/>
         </w:rPr>
         <w:t>EjercicioInsertDto</w:t>
       </w:r>
-      <w:proofErr w:type="spellEnd"/>
       <w:r>
         <w:rPr>
           <w:sz w:val="24"/>
@@ -2536,14 +2537,12 @@
         </w:rPr>
         <w:t xml:space="preserve"> </w:t>
       </w:r>
-      <w:proofErr w:type="spellStart"/>
       <w:r>
         <w:rPr>
           <w:sz w:val="24"/>
         </w:rPr>
         <w:t>EjercicioUpdateDto</w:t>
       </w:r>
-      <w:proofErr w:type="spellEnd"/>
       <w:r>
         <w:t>.</w:t>
       </w:r>
@@ -2563,75 +2562,19 @@
         <w:rPr>
           <w:sz w:val="24"/>
         </w:rPr>
-        <w:t xml:space="preserve">GET api/Maquina → RES: </w:t>
-      </w:r>
-      <w:proofErr w:type="spellStart"/>
-      <w:r>
-        <w:rPr>
-          <w:sz w:val="24"/>
-        </w:rPr>
-        <w:t>IEnumerable</w:t>
-      </w:r>
-      <w:proofErr w:type="spellEnd"/>
-      <w:r>
-        <w:rPr>
-          <w:sz w:val="24"/>
-        </w:rPr>
-        <w:t>&lt;</w:t>
-      </w:r>
-      <w:proofErr w:type="spellStart"/>
-      <w:r>
-        <w:rPr>
-          <w:sz w:val="24"/>
-        </w:rPr>
-        <w:t>MaquinaDto</w:t>
-      </w:r>
-      <w:proofErr w:type="spellEnd"/>
-      <w:r>
-        <w:rPr>
-          <w:sz w:val="24"/>
-        </w:rPr>
-        <w:t xml:space="preserve">&gt; → Front: Para el </w:t>
-      </w:r>
-      <w:r>
-        <w:rPr>
-          <w:sz w:val="24"/>
-        </w:rPr>
-        <w:t>Selector (</w:t>
-      </w:r>
-      <w:proofErr w:type="spellStart"/>
-      <w:r>
-        <w:rPr>
-          <w:sz w:val="24"/>
-        </w:rPr>
-        <w:t>Dropdown</w:t>
-      </w:r>
-      <w:proofErr w:type="spellEnd"/>
-      <w:r>
-        <w:rPr>
-          <w:sz w:val="24"/>
-        </w:rPr>
-        <w:t>)</w:t>
-      </w:r>
-      <w:r>
-        <w:rPr>
-          <w:sz w:val="24"/>
-        </w:rPr>
-        <w:t xml:space="preserve"> con los </w:t>
-      </w:r>
-      <w:proofErr w:type="spellStart"/>
-      <w:r>
-        <w:rPr>
-          <w:sz w:val="24"/>
-        </w:rPr>
-        <w:t>nombreMaquina</w:t>
-      </w:r>
-      <w:proofErr w:type="spellEnd"/>
-      <w:r>
-        <w:rPr>
-          <w:sz w:val="24"/>
-        </w:rPr>
-        <w:t xml:space="preserve"> en el</w:t>
+        <w:t xml:space="preserve">GET api/Maquina → RES: IEnumerable&lt;MaquinaDto&gt; → Front: Para el </w:t>
+      </w:r>
+      <w:r>
+        <w:rPr>
+          <w:sz w:val="24"/>
+        </w:rPr>
+        <w:t>Selector (Dropdown)</w:t>
+      </w:r>
+      <w:r>
+        <w:rPr>
+          <w:sz w:val="24"/>
+        </w:rPr>
+        <w:t xml:space="preserve"> con los nombreMaquina en el</w:t>
       </w:r>
       <w:r>
         <w:t xml:space="preserve"> formulario </w:t>
@@ -2690,7 +2633,6 @@
       <w:r>
         <w:t xml:space="preserve">y se obtiene </w:t>
       </w:r>
-      <w:proofErr w:type="spellStart"/>
       <w:r>
         <w:rPr>
           <w:highlight w:val="green"/>
@@ -2704,7 +2646,6 @@
         </w:rPr>
         <w:t>Máquinas</w:t>
       </w:r>
-      <w:proofErr w:type="spellEnd"/>
       <w:r>
         <w:rPr>
           <w:sz w:val="24"/>
@@ -2714,14 +2655,12 @@
       <w:r>
         <w:t xml:space="preserve">para asignarlo a </w:t>
       </w:r>
-      <w:proofErr w:type="spellStart"/>
       <w:r>
         <w:rPr>
           <w:sz w:val="24"/>
         </w:rPr>
         <w:t>EjercicioInsertDto</w:t>
       </w:r>
-      <w:proofErr w:type="spellEnd"/>
       <w:r>
         <w:rPr>
           <w:sz w:val="24"/>
@@ -2734,14 +2673,12 @@
         </w:rPr>
         <w:t xml:space="preserve"> </w:t>
       </w:r>
-      <w:proofErr w:type="spellStart"/>
       <w:r>
         <w:rPr>
           <w:sz w:val="24"/>
         </w:rPr>
         <w:t>EjercicioUpdateDto</w:t>
       </w:r>
-      <w:proofErr w:type="spellEnd"/>
       <w:r>
         <w:t>.</w:t>
       </w:r>
@@ -2767,36 +2704,19 @@
         <w:rPr>
           <w:sz w:val="24"/>
         </w:rPr>
-        <w:lastRenderedPageBreak/>
         <w:t xml:space="preserve">POST api/Ejercicio → REQ: </w:t>
       </w:r>
-      <w:proofErr w:type="spellStart"/>
       <w:r>
         <w:rPr>
           <w:sz w:val="24"/>
         </w:rPr>
         <w:t>EjercicioInsertDto</w:t>
       </w:r>
-      <w:proofErr w:type="spellEnd"/>
-      <w:r>
-        <w:rPr>
-          <w:sz w:val="24"/>
-        </w:rPr>
-        <w:t xml:space="preserve">, RES: </w:t>
-      </w:r>
-      <w:proofErr w:type="spellStart"/>
-      <w:r>
-        <w:rPr>
-          <w:sz w:val="24"/>
-        </w:rPr>
-        <w:t>EjercicioDto</w:t>
-      </w:r>
-      <w:proofErr w:type="spellEnd"/>
-      <w:r>
-        <w:rPr>
-          <w:sz w:val="24"/>
-        </w:rPr>
-        <w:t xml:space="preserve"> → Front: Formulario de creación de ejercicio → Usuario: Completa y confirma</w:t>
+      <w:r>
+        <w:rPr>
+          <w:sz w:val="24"/>
+        </w:rPr>
+        <w:t>, RES: EjercicioDto → Front: Formulario de creación de ejercicio → Usuario: Completa y confirma</w:t>
       </w:r>
       <w:r>
         <w:rPr>
@@ -2808,10 +2728,7 @@
         <w:t xml:space="preserve">el formulario para </w:t>
       </w:r>
       <w:r>
-        <w:t>el A</w:t>
-      </w:r>
-      <w:r>
-        <w:t>lta del ejercicio</w:t>
+        <w:t>el Alta del ejercicio</w:t>
       </w:r>
       <w:r>
         <w:rPr>
@@ -2820,15 +2737,7 @@
         <w:t xml:space="preserve">; </w:t>
       </w:r>
       <w:r>
-        <w:t xml:space="preserve">el nuevo registro aparece en el </w:t>
-      </w:r>
-      <w:proofErr w:type="spellStart"/>
-      <w:r>
-        <w:t>grid</w:t>
-      </w:r>
-      <w:proofErr w:type="spellEnd"/>
-      <w:r>
-        <w:t xml:space="preserve"> </w:t>
+        <w:t xml:space="preserve">el nuevo registro aparece en el grid </w:t>
       </w:r>
       <w:r>
         <w:rPr>
@@ -2842,53 +2751,17 @@
         </w:rPr>
         <w:t xml:space="preserve">queda </w:t>
       </w:r>
-      <w:proofErr w:type="spellStart"/>
-      <w:r>
-        <w:rPr>
-          <w:sz w:val="24"/>
-        </w:rPr>
-        <w:t>queda</w:t>
-      </w:r>
-      <w:proofErr w:type="spellEnd"/>
-      <w:r>
-        <w:rPr>
-          <w:sz w:val="24"/>
-        </w:rPr>
-        <w:t xml:space="preserve"> seleccionado </w:t>
-      </w:r>
-      <w:r>
-        <w:rPr>
-          <w:sz w:val="24"/>
-        </w:rPr>
-        <w:t xml:space="preserve">→ </w:t>
-      </w:r>
-      <w:proofErr w:type="spellStart"/>
-      <w:r>
-        <w:rPr>
-          <w:sz w:val="24"/>
-        </w:rPr>
-        <w:t>Policy</w:t>
-      </w:r>
-      <w:proofErr w:type="spellEnd"/>
-      <w:r>
-        <w:rPr>
-          <w:sz w:val="24"/>
-        </w:rPr>
-        <w:t xml:space="preserve">: </w:t>
-      </w:r>
-      <w:proofErr w:type="spellStart"/>
-      <w:r>
-        <w:rPr>
-          <w:sz w:val="24"/>
-        </w:rPr>
-        <w:t>CrearEjercicio</w:t>
-      </w:r>
-      <w:proofErr w:type="spellEnd"/>
-      <w:r>
-        <w:rPr>
-          <w:sz w:val="24"/>
-        </w:rPr>
-        <w:t>.</w:t>
+      <w:r>
+        <w:rPr>
+          <w:sz w:val="24"/>
+        </w:rPr>
+        <w:t xml:space="preserve">queda seleccionado </w:t>
+      </w:r>
+      <w:r>
+        <w:rPr>
+          <w:sz w:val="24"/>
+        </w:rPr>
+        <w:t>→ Policy: CrearEjercicio.</w:t>
       </w:r>
     </w:p>
     <w:p>
@@ -2906,16 +2779,8 @@
         <w:rPr>
           <w:sz w:val="24"/>
         </w:rPr>
-        <w:t>PUT api/Ejercicio</w:t>
-      </w:r>
-      <w:proofErr w:type="gramStart"/>
-      <w:r>
-        <w:rPr>
-          <w:sz w:val="24"/>
-        </w:rPr>
-        <w:t>/{</w:t>
-      </w:r>
-      <w:proofErr w:type="gramEnd"/>
+        <w:t>PUT api/Ejercicio/{</w:t>
+      </w:r>
       <w:r>
         <w:rPr>
           <w:sz w:val="24"/>
@@ -2929,87 +2794,29 @@
         </w:rPr>
         <w:t xml:space="preserve">} → REQ: </w:t>
       </w:r>
-      <w:proofErr w:type="spellStart"/>
       <w:r>
         <w:rPr>
           <w:sz w:val="24"/>
         </w:rPr>
         <w:t>EjercicioUpdateDto</w:t>
       </w:r>
-      <w:proofErr w:type="spellEnd"/>
-      <w:r>
-        <w:rPr>
-          <w:sz w:val="24"/>
-        </w:rPr>
-        <w:t xml:space="preserve">, RES: </w:t>
-      </w:r>
-      <w:proofErr w:type="spellStart"/>
-      <w:r>
-        <w:rPr>
-          <w:sz w:val="24"/>
-        </w:rPr>
-        <w:t>EjercicioDto</w:t>
-      </w:r>
-      <w:proofErr w:type="spellEnd"/>
-      <w:r>
-        <w:rPr>
-          <w:sz w:val="24"/>
-        </w:rPr>
-        <w:t xml:space="preserve"> → Front: Formulario de edición de ejercicio → Usuario: Mo</w:t>
-      </w:r>
-      <w:r>
-        <w:rPr>
-          <w:sz w:val="24"/>
-        </w:rPr>
-        <w:t xml:space="preserve">difica campos y guarda; el </w:t>
-      </w:r>
-      <w:proofErr w:type="spellStart"/>
-      <w:r>
-        <w:rPr>
-          <w:sz w:val="24"/>
-        </w:rPr>
-        <w:t>grid</w:t>
-      </w:r>
-      <w:proofErr w:type="spellEnd"/>
-      <w:r>
-        <w:rPr>
-          <w:sz w:val="24"/>
-        </w:rPr>
-        <w:t xml:space="preserve"> </w:t>
-      </w:r>
-      <w:r>
-        <w:rPr>
-          <w:sz w:val="24"/>
-        </w:rPr>
-        <w:t xml:space="preserve">se actualiza y el elemento queda seleccionado → </w:t>
-      </w:r>
-      <w:proofErr w:type="spellStart"/>
-      <w:r>
-        <w:rPr>
-          <w:sz w:val="24"/>
-        </w:rPr>
-        <w:t>Policy</w:t>
-      </w:r>
-      <w:proofErr w:type="spellEnd"/>
-      <w:r>
-        <w:rPr>
-          <w:sz w:val="24"/>
-        </w:rPr>
-        <w:t xml:space="preserve">: </w:t>
-      </w:r>
-      <w:proofErr w:type="spellStart"/>
-      <w:r>
-        <w:rPr>
-          <w:sz w:val="24"/>
-        </w:rPr>
-        <w:t>EditarEjercicio</w:t>
-      </w:r>
-      <w:proofErr w:type="spellEnd"/>
-      <w:r>
-        <w:rPr>
-          <w:sz w:val="24"/>
-        </w:rPr>
-        <w:t>.</w:t>
+      <w:r>
+        <w:rPr>
+          <w:sz w:val="24"/>
+        </w:rPr>
+        <w:t>, RES: EjercicioDto → Front: Formulario de edición de ejercicio → Usuario: Mo</w:t>
+      </w:r>
+      <w:r>
+        <w:rPr>
+          <w:sz w:val="24"/>
+        </w:rPr>
+        <w:t xml:space="preserve">difica campos y guarda; el grid </w:t>
+      </w:r>
+      <w:r>
+        <w:rPr>
+          <w:sz w:val="24"/>
+        </w:rPr>
+        <w:t>se actualiza y el elemento queda seleccionado → Policy: EditarEjercicio.</w:t>
       </w:r>
     </w:p>
     <w:p>
@@ -3027,16 +2834,8 @@
         <w:rPr>
           <w:sz w:val="24"/>
         </w:rPr>
-        <w:t>DELETE api/Ejercicio</w:t>
-      </w:r>
-      <w:proofErr w:type="gramStart"/>
-      <w:r>
-        <w:rPr>
-          <w:sz w:val="24"/>
-        </w:rPr>
-        <w:t>/{</w:t>
-      </w:r>
-      <w:proofErr w:type="gramEnd"/>
+        <w:t>DELETE api/Ejercicio/{</w:t>
+      </w:r>
       <w:r>
         <w:rPr>
           <w:sz w:val="24"/>
@@ -3048,77 +2847,7 @@
         <w:rPr>
           <w:sz w:val="24"/>
         </w:rPr>
-        <w:t xml:space="preserve">} → RES: </w:t>
-      </w:r>
-      <w:proofErr w:type="spellStart"/>
-      <w:r>
-        <w:rPr>
-          <w:sz w:val="24"/>
-        </w:rPr>
-        <w:t>EjercicioDto</w:t>
-      </w:r>
-      <w:proofErr w:type="spellEnd"/>
-      <w:r>
-        <w:rPr>
-          <w:sz w:val="24"/>
-        </w:rPr>
-        <w:t xml:space="preserve"> → Front: Acción de eliminación desde el </w:t>
-      </w:r>
-      <w:proofErr w:type="spellStart"/>
-      <w:r>
-        <w:rPr>
-          <w:sz w:val="24"/>
-        </w:rPr>
-        <w:t>grid</w:t>
-      </w:r>
-      <w:proofErr w:type="spellEnd"/>
-      <w:r>
-        <w:rPr>
-          <w:sz w:val="24"/>
-        </w:rPr>
-        <w:t xml:space="preserve">/Mapa (confirmación) → Usuario: Confirma la eliminación; el ejercicio se elimina del </w:t>
-      </w:r>
-      <w:proofErr w:type="spellStart"/>
-      <w:r>
-        <w:rPr>
-          <w:sz w:val="24"/>
-        </w:rPr>
-        <w:t>grid</w:t>
-      </w:r>
-      <w:proofErr w:type="spellEnd"/>
-      <w:r>
-        <w:rPr>
-          <w:sz w:val="24"/>
-        </w:rPr>
-        <w:t xml:space="preserve">/Mapa y se limpia/cierra el formulario → </w:t>
-      </w:r>
-      <w:proofErr w:type="spellStart"/>
-      <w:r>
-        <w:rPr>
-          <w:sz w:val="24"/>
-        </w:rPr>
-        <w:t>Policy</w:t>
-      </w:r>
-      <w:proofErr w:type="spellEnd"/>
-      <w:r>
-        <w:rPr>
-          <w:sz w:val="24"/>
-        </w:rPr>
-        <w:t xml:space="preserve">: </w:t>
-      </w:r>
-      <w:proofErr w:type="spellStart"/>
-      <w:r>
-        <w:rPr>
-          <w:sz w:val="24"/>
-        </w:rPr>
-        <w:t>EliminarEjercicio</w:t>
-      </w:r>
-      <w:proofErr w:type="spellEnd"/>
-      <w:r>
-        <w:rPr>
-          <w:sz w:val="24"/>
-        </w:rPr>
-        <w:t>.</w:t>
+        <w:t>} → RES: EjercicioDto → Front: Acción de eliminación desde el grid/Mapa (confirmación) → Usuario: Confirma la eliminación; el ejercicio se elimina del grid/Mapa y se limpia/cierra el formulario → Policy: EliminarEjercicio.</w:t>
       </w:r>
     </w:p>
     <w:p>
@@ -3140,7 +2869,7 @@
 </file>
 
 <file path=word/numbering.xml><?xml version="1.0" encoding="utf-8"?>
-<w:numbering xmlns:wpc="http://schemas.microsoft.com/office/word/2010/wordprocessingCanvas" xmlns:mc="http://schemas.openxmlformats.org/markup-compatibility/2006" xmlns:o="urn:schemas-microsoft-com:office:office" xmlns:r="http://schemas.openxmlformats.org/officeDocument/2006/relationships" xmlns:m="http://schemas.openxmlformats.org/officeDocument/2006/math" xmlns:v="urn:schemas-microsoft-com:vml" xmlns:wp14="http://schemas.microsoft.com/office/word/2010/wordprocessingDrawing" xmlns:wp="http://schemas.openxmlformats.org/drawingml/2006/wordprocessingDrawing" xmlns:w10="urn:schemas-microsoft-com:office:word" xmlns:w="http://schemas.openxmlformats.org/wordprocessingml/2006/main" xmlns:w14="http://schemas.microsoft.com/office/word/2010/wordml" xmlns:w15="http://schemas.microsoft.com/office/word/2012/wordml" xmlns:wpg="http://schemas.microsoft.com/office/word/2010/wordprocessingGroup" xmlns:wpi="http://schemas.microsoft.com/office/word/2010/wordprocessingInk" xmlns:wne="http://schemas.microsoft.com/office/word/2006/wordml" xmlns:wps="http://schemas.microsoft.com/office/word/2010/wordprocessingShape" mc:Ignorable="w14 w15 wp14">
+<w:numbering xmlns:wpc="http://schemas.microsoft.com/office/word/2010/wordprocessingCanvas" xmlns:cx="http://schemas.microsoft.com/office/drawing/2014/chartex" xmlns:cx1="http://schemas.microsoft.com/office/drawing/2015/9/8/chartex" xmlns:cx2="http://schemas.microsoft.com/office/drawing/2015/10/21/chartex" xmlns:cx3="http://schemas.microsoft.com/office/drawing/2016/5/9/chartex" xmlns:cx4="http://schemas.microsoft.com/office/drawing/2016/5/10/chartex" xmlns:cx5="http://schemas.microsoft.com/office/drawing/2016/5/11/chartex" xmlns:cx6="http://schemas.microsoft.com/office/drawing/2016/5/12/chartex" xmlns:cx7="http://schemas.microsoft.com/office/drawing/2016/5/13/chartex" xmlns:cx8="http://schemas.microsoft.com/office/drawing/2016/5/14/chartex" xmlns:mc="http://schemas.openxmlformats.org/markup-compatibility/2006" xmlns:aink="http://schemas.microsoft.com/office/drawing/2016/ink" xmlns:am3d="http://schemas.microsoft.com/office/drawing/2017/model3d" xmlns:o="urn:schemas-microsoft-com:office:office" xmlns:oel="http://schemas.microsoft.com/office/2019/extlst" xmlns:r="http://schemas.openxmlformats.org/officeDocument/2006/relationships" xmlns:m="http://schemas.openxmlformats.org/officeDocument/2006/math" xmlns:v="urn:schemas-microsoft-com:vml" xmlns:wp14="http://schemas.microsoft.com/office/word/2010/wordprocessingDrawing" xmlns:wp="http://schemas.openxmlformats.org/drawingml/2006/wordprocessingDrawing" xmlns:w10="urn:schemas-microsoft-com:office:word" xmlns:w="http://schemas.openxmlformats.org/wordprocessingml/2006/main" xmlns:w14="http://schemas.microsoft.com/office/word/2010/wordml" xmlns:w15="http://schemas.microsoft.com/office/word/2012/wordml" xmlns:w16cex="http://schemas.microsoft.com/office/word/2018/wordml/cex" xmlns:w16cid="http://schemas.microsoft.com/office/word/2016/wordml/cid" xmlns:w16="http://schemas.microsoft.com/office/word/2018/wordml" xmlns:w16du="http://schemas.microsoft.com/office/word/2023/wordml/word16du" xmlns:w16sdtdh="http://schemas.microsoft.com/office/word/2020/wordml/sdtdatahash" xmlns:w16sdtfl="http://schemas.microsoft.com/office/word/2024/wordml/sdtformatlock" xmlns:w16se="http://schemas.microsoft.com/office/word/2015/wordml/symex" xmlns:wpg="http://schemas.microsoft.com/office/word/2010/wordprocessingGroup" xmlns:wpi="http://schemas.microsoft.com/office/word/2010/wordprocessingInk" xmlns:wne="http://schemas.microsoft.com/office/word/2006/wordml" xmlns:wps="http://schemas.microsoft.com/office/word/2010/wordprocessingShape" mc:Ignorable="w14 w15 w16se w16cid w16 w16cex w16sdtdh w16sdtfl w16du wp14">
   <w:abstractNum w:abstractNumId="0" w15:restartNumberingAfterBreak="0">
     <w:nsid w:val="060177B6"/>
     <w:multiLevelType w:val="hybridMultilevel"/>
@@ -3611,26 +3340,26 @@
       </w:pPr>
     </w:lvl>
   </w:abstractNum>
-  <w:num w:numId="1">
+  <w:num w:numId="1" w16cid:durableId="1247961171">
     <w:abstractNumId w:val="0"/>
   </w:num>
-  <w:num w:numId="2">
+  <w:num w:numId="2" w16cid:durableId="1384138086">
     <w:abstractNumId w:val="1"/>
   </w:num>
-  <w:num w:numId="3">
+  <w:num w:numId="3" w16cid:durableId="204756819">
     <w:abstractNumId w:val="3"/>
   </w:num>
-  <w:num w:numId="4">
+  <w:num w:numId="4" w16cid:durableId="776561334">
     <w:abstractNumId w:val="4"/>
   </w:num>
-  <w:num w:numId="5">
+  <w:num w:numId="5" w16cid:durableId="1705866948">
     <w:abstractNumId w:val="2"/>
   </w:num>
 </w:numbering>
 </file>
 
 <file path=word/styles.xml><?xml version="1.0" encoding="utf-8"?>
-<w:styles xmlns:mc="http://schemas.openxmlformats.org/markup-compatibility/2006" xmlns:r="http://schemas.openxmlformats.org/officeDocument/2006/relationships" xmlns:w="http://schemas.openxmlformats.org/wordprocessingml/2006/main" xmlns:w14="http://schemas.microsoft.com/office/word/2010/wordml" xmlns:w15="http://schemas.microsoft.com/office/word/2012/wordml" mc:Ignorable="w14 w15">
+<w:styles xmlns:mc="http://schemas.openxmlformats.org/markup-compatibility/2006" xmlns:r="http://schemas.openxmlformats.org/officeDocument/2006/relationships" xmlns:w="http://schemas.openxmlformats.org/wordprocessingml/2006/main" xmlns:w14="http://schemas.microsoft.com/office/word/2010/wordml" xmlns:w15="http://schemas.microsoft.com/office/word/2012/wordml" xmlns:w16cex="http://schemas.microsoft.com/office/word/2018/wordml/cex" xmlns:w16cid="http://schemas.microsoft.com/office/word/2016/wordml/cid" xmlns:w16="http://schemas.microsoft.com/office/word/2018/wordml" xmlns:w16du="http://schemas.microsoft.com/office/word/2023/wordml/word16du" xmlns:w16sdtdh="http://schemas.microsoft.com/office/word/2020/wordml/sdtdatahash" xmlns:w16sdtfl="http://schemas.microsoft.com/office/word/2024/wordml/sdtformatlock" xmlns:w16se="http://schemas.microsoft.com/office/word/2015/wordml/symex" mc:Ignorable="w14 w15 w16se w16cid w16 w16cex w16sdtdh w16sdtfl w16du">
   <w:docDefaults>
     <w:rPrDefault>
       <w:rPr>
@@ -3646,7 +3375,7 @@
       </w:pPr>
     </w:pPrDefault>
   </w:docDefaults>
-  <w:latentStyles w:defLockedState="0" w:defUIPriority="99" w:defSemiHidden="0" w:defUnhideWhenUsed="0" w:defQFormat="0" w:count="371">
+  <w:latentStyles w:defLockedState="0" w:defUIPriority="99" w:defSemiHidden="0" w:defUnhideWhenUsed="0" w:defQFormat="0" w:count="376">
     <w:lsdException w:name="Normal" w:uiPriority="0" w:qFormat="1"/>
     <w:lsdException w:name="heading 1" w:uiPriority="9" w:qFormat="1"/>
     <w:lsdException w:name="heading 2" w:semiHidden="1" w:uiPriority="9" w:unhideWhenUsed="1" w:qFormat="1"/>
@@ -4018,10 +3747,16 @@
     <w:lsdException w:name="List Table 5 Dark Accent 6" w:uiPriority="50"/>
     <w:lsdException w:name="List Table 6 Colorful Accent 6" w:uiPriority="51"/>
     <w:lsdException w:name="List Table 7 Colorful Accent 6" w:uiPriority="52"/>
+    <w:lsdException w:name="Mention" w:semiHidden="1" w:unhideWhenUsed="1"/>
+    <w:lsdException w:name="Smart Hyperlink" w:semiHidden="1" w:unhideWhenUsed="1"/>
+    <w:lsdException w:name="Hashtag" w:semiHidden="1" w:unhideWhenUsed="1"/>
+    <w:lsdException w:name="Unresolved Mention" w:semiHidden="1" w:unhideWhenUsed="1"/>
+    <w:lsdException w:name="Smart Link" w:semiHidden="1" w:unhideWhenUsed="1"/>
   </w:latentStyles>
   <w:style w:type="paragraph" w:default="1" w:styleId="Normal">
     <w:name w:val="Normal"/>
     <w:qFormat/>
+    <w:rsid w:val="00D704C3"/>
   </w:style>
   <w:style w:type="character" w:default="1" w:styleId="Fuentedeprrafopredeter">
     <w:name w:val="Default Paragraph Font"/>
@@ -4059,6 +3794,36 @@
       <w:ind w:left="720"/>
       <w:contextualSpacing/>
     </w:pPr>
+  </w:style>
+  <w:style w:type="paragraph" w:styleId="HTMLconformatoprevio">
+    <w:name w:val="HTML Preformatted"/>
+    <w:basedOn w:val="Normal"/>
+    <w:link w:val="HTMLconformatoprevioCar"/>
+    <w:uiPriority w:val="99"/>
+    <w:semiHidden/>
+    <w:unhideWhenUsed/>
+    <w:rsid w:val="00B50447"/>
+    <w:pPr>
+      <w:spacing w:after="0" w:line="240" w:lineRule="auto"/>
+    </w:pPr>
+    <w:rPr>
+      <w:rFonts w:ascii="Consolas" w:hAnsi="Consolas"/>
+      <w:sz w:val="20"/>
+      <w:szCs w:val="20"/>
+    </w:rPr>
+  </w:style>
+  <w:style w:type="character" w:customStyle="1" w:styleId="HTMLconformatoprevioCar">
+    <w:name w:val="HTML con formato previo Car"/>
+    <w:basedOn w:val="Fuentedeprrafopredeter"/>
+    <w:link w:val="HTMLconformatoprevio"/>
+    <w:uiPriority w:val="99"/>
+    <w:semiHidden/>
+    <w:rsid w:val="00B50447"/>
+    <w:rPr>
+      <w:rFonts w:ascii="Consolas" w:hAnsi="Consolas"/>
+      <w:sz w:val="20"/>
+      <w:szCs w:val="20"/>
+    </w:rPr>
   </w:style>
 </w:styles>
 </file>
